--- a/docs/jiangao/《女装设计III》第04周_中国大陆课堂完整讲稿_中文.docx
+++ b/docs/jiangao/《女装设计III》第04周_中国大陆课堂完整讲稿_中文.docx
@@ -34,7 +34,7 @@
         <w:rPr>
           <w:sz w:val="24"/>
         </w:rPr>
-        <w:t>主题板 · 设计简报 · Gate 1</w:t>
+        <w:t>主题板 · 设计任务书 · Gate 1</w:t>
       </w:r>
     </w:p>
     <w:p>
@@ -142,7 +142,7 @@
         <w:pStyle w:val="SpokenText"/>
       </w:pPr>
       <w:r>
-        <w:t>同学们好。上周我们完成了问题板：谁在什么场景中遇到什么摩擦，这条线为谁存在。今天要回答下一个问题——既然知道了为谁做，那我究竟承诺做什么。这就是主题板和设计简报的分工：主题板负责组织证据，设计简报负责做出承诺。</w:t>
+        <w:t>同学们好。上周我们完成了问题板：谁在什么场景中遇到什么摩擦，这条线为谁存在。今天要回答下一个问题——既然知道了为谁做，那我究竟承诺做什么。这就是主题板和设计任务书的分工：主题板负责组织证据，设计任务书负责做出承诺。</w:t>
       </w:r>
     </w:p>
     <w:p>
@@ -150,7 +150,7 @@
         <w:pStyle w:val="SpokenText"/>
       </w:pPr>
       <w:r>
-        <w:t>今天有两个容易混淆的词，我先说清楚。“主题板”不是情绪板，它不是把好看的图片拼在一起；它是一个视觉论证，每一张图都要能回答“为什么保留它”。“设计简报”不是长篇说明文，它是一份可以被检查的承诺清单，八项里每一项都要能被图纸、材料或样衣验证。</w:t>
+        <w:t>今天有两个容易混淆的词，我先说清楚。“主题板”不是情绪板，它不是把好看的图片拼在一起；它是一个视觉论证，每一张图都要能回答“为什么保留它”。“设计任务书”不是长篇说明文，它是一份可以被检查的承诺清单，八项里每一项都要能被图纸、材料或样衣验证。</w:t>
       </w:r>
     </w:p>
     <w:p>
@@ -158,7 +158,7 @@
         <w:pStyle w:val="SpokenText"/>
       </w:pPr>
       <w:r>
-        <w:t>请大家把上周带来的四样摊在桌上：问题板的纸质稿、带编号的设计简报草稿、8到12张已标注资料、还有描图纸剪刀胶带和黑色笔。今天全程都要用这四样，不新起主题。</w:t>
+        <w:t>请大家把上周带来的四样摊在桌上：问题板的纸质稿、带编号的设计任务书草稿、8到12张已标注资料、还有描图纸剪刀胶带和黑色笔。今天全程都要用这四样，不新起主题。</w:t>
       </w:r>
     </w:p>
     <w:p>
@@ -166,7 +166,7 @@
         <w:pStyle w:val="SpokenText"/>
       </w:pPr>
       <w:r>
-        <w:t>课件里的秀场与院校图片是课堂观察材料。我们可以从图像讨论轮廓、比例、层次、动作和表面，但不能根据一张照片虚构内部支撑、材料成分、可持续认证或真实合体结果。今天有两个院校案例来自清华大学美术学院的官方公开页面，我会在页面上标明可验证到哪一步、哪一部分不作推断。</w:t>
+        <w:t>课件里的秀场和院校图片是课堂观察材料。我们可以从图像讨论轮廓、比例、层次、动作和表面，但不能根据一张照片虚构内部支撑、材料成分、可持续认证或真实合体结果。今天有两个院校案例来自清华大学美术学院的官方公开页面，我会在页面上标明可验证到哪一步、哪一部分不作推断。</w:t>
       </w:r>
     </w:p>
     <w:p>
@@ -174,7 +174,7 @@
         <w:pStyle w:val="SpokenText"/>
       </w:pPr>
       <w:r>
-        <w:t>如果我的中文发音有不够清楚的地方，请大家直接提醒我。今天会反复出现几个词：“概念句、设计代码、开发边界、可追溯、可操作、可变化”。我会尽量放慢，不确定时我会重复一遍，请大家同时看屏幕上的文字。</w:t>
+        <w:t>如果我的中文发音有不够清楚的地方，请大家直接提醒我。今天会反复出现几个词：“概念句、设计密码、开发边界、可追溯、可操作、可变化”。我会尽量放慢，不确定时我会重复一遍，请大家同时看屏幕上的文字。</w:t>
       </w:r>
     </w:p>
     <w:p>
@@ -407,7 +407,7 @@
               <w:rPr>
                 <w:sz w:val="18"/>
               </w:rPr>
-              <w:t>把上周离堂句抄到卡片顶端</w:t>
+              <w:t>把上周一句话小结抄到卡片顶端</w:t>
             </w:r>
           </w:p>
         </w:tc>
@@ -443,7 +443,7 @@
               <w:rPr>
                 <w:sz w:val="18"/>
               </w:rPr>
-              <w:t>主题板结构、概念句、设计简报八项</w:t>
+              <w:t>主题板结构、概念句、设计任务书八项</w:t>
             </w:r>
           </w:p>
         </w:tc>
@@ -549,7 +549,7 @@
               <w:rPr>
                 <w:sz w:val="18"/>
               </w:rPr>
-              <w:t>第1课时实作：15分钟搭主题板骨架</w:t>
+              <w:t>第1课时实操：15分钟搭主题板骨架</w:t>
             </w:r>
           </w:p>
         </w:tc>
@@ -655,7 +655,7 @@
               <w:rPr>
                 <w:sz w:val="18"/>
               </w:rPr>
-              <w:t>设计代码与三个视觉转译案例</w:t>
+              <w:t>设计密码与三个视觉转译案例</w:t>
             </w:r>
           </w:p>
         </w:tc>
@@ -761,7 +761,7 @@
               <w:rPr>
                 <w:sz w:val="18"/>
               </w:rPr>
-              <w:t>第2课时实作：18分钟简报初稿</w:t>
+              <w:t>第2课时实操：18分钟任务书初稿</w:t>
             </w:r>
           </w:p>
         </w:tc>
@@ -778,7 +778,7 @@
               <w:rPr>
                 <w:sz w:val="18"/>
               </w:rPr>
-              <w:t>八项简报＋证据编号</w:t>
+              <w:t>八项任务书＋证据编号</w:t>
             </w:r>
           </w:p>
         </w:tc>
@@ -867,7 +867,7 @@
               <w:rPr>
                 <w:sz w:val="18"/>
               </w:rPr>
-              <w:t>形成性评价、下周准备与离堂句</w:t>
+              <w:t>形成性评价、下周准备与一句话小结</w:t>
             </w:r>
           </w:p>
         </w:tc>
@@ -884,7 +884,7 @@
               <w:rPr>
                 <w:sz w:val="18"/>
               </w:rPr>
-              <w:t>写离堂句并提交</w:t>
+              <w:t>写一句话小结并提交</w:t>
             </w:r>
           </w:p>
         </w:tc>
@@ -904,7 +904,7 @@
         <w:pStyle w:val="LectureBullet"/>
       </w:pPr>
       <w:r>
-        <w:t>• 学生：上周问题板纸质稿、带编号的设计简报草稿、8–12张已标注资料、描图纸、剪刀、胶带、黑色与红色笔各一支。</w:t>
+        <w:t>• 学生：上周问题板纸质稿、带编号的设计任务书草稿、8–12张已标注资料、描图纸、剪刀、胶带、黑色与红色笔各一支。</w:t>
       </w:r>
     </w:p>
     <w:p>
@@ -912,7 +912,7 @@
         <w:pStyle w:val="LectureBullet"/>
       </w:pPr>
       <w:r>
-        <w:t>• 教师：15分钟与18分钟计时器、主题板五层空白模板、设计简报八项空白表、Gate 1判定四项投影页。</w:t>
+        <w:t>• 教师：15分钟与18分钟计时器、主题板五层空白模板、设计任务书八项空白表、Gate 1判定四项投影页。</w:t>
       </w:r>
     </w:p>
     <w:p>
@@ -928,7 +928,7 @@
         <w:pStyle w:val="LectureBullet"/>
       </w:pPr>
       <w:r>
-        <w:t>• 严格90分钟时，课后查阅的5页（板的职责、材料工艺、证据到规则、视觉转译B、期末评价连接）不另行停讲，可在实作巡视时对个别小组投屏30–60秒。</w:t>
+        <w:t>• 严格90分钟时，课后查阅的5页（板的职责、材料工艺、证据到规则、视觉转译B、期末评价连接）不另行停讲，可在实操巡视时对个别小组投屏30–60秒。</w:t>
       </w:r>
     </w:p>
     <w:p>
@@ -971,7 +971,7 @@
         <w:pStyle w:val="SlideTitle"/>
       </w:pPr>
       <w:r>
-        <w:t>幻灯片 01｜主题板组织证据，设计简报做出承诺</w:t>
+        <w:t>幻灯片 01｜主题板组织证据，设计任务书做出承诺</w:t>
       </w:r>
     </w:p>
     <w:p>
@@ -1026,7 +1026,7 @@
         <w:pStyle w:val="SpokenText"/>
       </w:pPr>
       <w:r>
-        <w:t>同学们，今天这句话是本周的全部内容：主题板组织证据，设计简报做出承诺。一个负责让人看懂你的判断从哪里来，一个负责让人检查你打算做什么。</w:t>
+        <w:t>同学们，今天这句话是这周的全部内容：主题板组织证据，设计任务书做出承诺。一个负责让人看懂你的判断从哪里来，一个负责让人检查你打算做什么。</w:t>
       </w:r>
     </w:p>
     <w:p>
@@ -1034,7 +1034,7 @@
         <w:pStyle w:val="SpokenText"/>
       </w:pPr>
       <w:r>
-        <w:t>屏幕上的关键线是：证据筛选、主题板、概念句、设计简报、Gate 1。今天下课时，这条线上的每一段都要在你的纸上留下痕迹。</w:t>
+        <w:t>屏幕上的关键线是：证据筛选、主题板、概念句、设计任务书、Gate 1。今天下课时，这条线上的每一段都要在你的纸上留下痕迹。</w:t>
       </w:r>
     </w:p>
     <w:tbl>
@@ -1127,7 +1127,7 @@
         <w:pStyle w:val="SpokenText"/>
       </w:pPr>
       <w:r>
-        <w:t>第一到第四周负责判断与定位。第一周建立美学与造型语言，第二周做平面立体与细节，第三周找到穿着者与时事主题，第四周——也就是今天——把它压成主题板和设计简报。</w:t>
+        <w:t>第一到第四周负责判断和定位。第一周建立美学和造型语言，第二周做平面立体和细节，第三周找到穿着者和时事主题，第四周——也就是今天——把它压成主题板和设计任务书。</w:t>
       </w:r>
     </w:p>
     <w:p>
@@ -1173,7 +1173,7 @@
         <w:pStyle w:val="SlideTitle"/>
       </w:pPr>
       <w:r>
-        <w:t>幻灯片 03｜今天要完成一页主题板和一页设计简报</w:t>
+        <w:t>幻灯片 03｜今天要完成一页主题板和一页设计任务书</w:t>
       </w:r>
     </w:p>
     <w:p>
@@ -1228,7 +1228,7 @@
         <w:pStyle w:val="SpokenText"/>
       </w:pPr>
       <w:r>
-        <w:t>第一项是筛选。上周你们带来5到8张已标注资料，今天要补齐到20张候选，再从中筛出8到12张。判断标准只有一条：这张图会不会改变我的轮廓、材料或使用判断。如果不会，它就是气氛，不是证据。</w:t>
+        <w:t>第一项是筛选。上周你们带来5到8张已标注资料，今天要补齐到20张候选，再从中筛出8到12张。判断标准只有一条：这张图会不会改变我的轮廓、材料或用判断。如果不会，它就是气氛，不是证据。</w:t>
       </w:r>
     </w:p>
     <w:p>
@@ -1236,7 +1236,7 @@
         <w:pStyle w:val="SpokenText"/>
       </w:pPr>
       <w:r>
-        <w:t>第二项是组织。把人物、情境、矛盾与形式线索按逻辑连接，做到从任何一个形式决定都能倒推回来源图。</w:t>
+        <w:t>第二项是组织。把人物、情境、矛盾和形式线索按逻辑连接，做到从任何一个形式决定都能倒推回来源图。</w:t>
       </w:r>
     </w:p>
     <w:p>
@@ -1244,7 +1244,7 @@
         <w:pStyle w:val="SpokenText"/>
       </w:pPr>
       <w:r>
-        <w:t>第三项是承诺。45字以内的概念句，加上八项设计简报，两者必须使用同一组关键词。概念句里没有的词，简报里也不应该突然出现。</w:t>
+        <w:t>第三项是承诺。45字以内的概念句，加上八项设计任务书，两者必须用同一组关键词。概念句里没有的词，任务书里也不应该突然出现。</w:t>
       </w:r>
     </w:p>
     <w:p>
@@ -1252,7 +1252,7 @@
         <w:pStyle w:val="SpokenText"/>
       </w:pPr>
       <w:r>
-        <w:t>第四项是边界。明确本阶段排除什么，以及下一步用什么方法检查它成立。写不出“不做什么”的人，下周会发现自己什么都没法开始。</w:t>
+        <w:t>第四项是边界。明确本阶段排除什么，还有下一步用什么方法检查它成立。写不出“不做什么”的人，下周会发现自己什么都没法开始。</w:t>
       </w:r>
     </w:p>
     <w:p>
@@ -1260,7 +1260,7 @@
         <w:pStyle w:val="SpokenText"/>
       </w:pPr>
       <w:r>
-        <w:t>我说一下今年这个班常见的三个困难：资料收集得多但说不出“为什么保留”；概念句写成形容词堆叠；边界只写“想做什么”，不写“不做什么”。今天的教学重点是把问题板的证据压成45字概念句，并让八项简报与证据编号一一对应；教学难点是写出“排除什么”。</w:t>
+        <w:t>我说一下今年这个班常见的三个困难：资料收集得多但说不出“为什么保留”；概念句写成形容词堆叠；边界只写“想做什么”，不写“不做什么”。今天的教学重点是把问题板的证据压成45字概念句，并让八项任务书和证据编号一一对应；教学难点是写出“排除什么”。</w:t>
       </w:r>
     </w:p>
     <w:p>
@@ -1358,7 +1358,7 @@
               <w:rPr>
                 <w:sz w:val="19"/>
               </w:rPr>
-              <w:t>【教师动作｜不发言】 先做3分钟开场回收：确认问题板已交课程群、纸质稿在桌上；匿名读2份第03周离堂句并点评。然后再讲对照表。</w:t>
+              <w:t>【教师动作｜不发言】 先做3分钟开场回收：确认问题板已交课程群、纸质稿在桌上；匿名读2份第03周一句话小结并点评。然后再讲对照表。</w:t>
             </w:r>
           </w:p>
         </w:tc>
@@ -1378,7 +1378,7 @@
         <w:pStyle w:val="SpokenText"/>
       </w:pPr>
       <w:r>
-        <w:t>我们先花三分钟做一件事。请确认第03周的问题板已经交到课程群，文件名是学号加姓名，并且纸质稿现在就在桌上。我会匿名读两份上周的离堂句，然后点评。</w:t>
+        <w:t>我们先花三分钟做一件事。请确认第03周的问题板已经交到课程群，文件名是学号加姓名，并且纸质稿现在就在桌上。我会匿名读两份上周的一句话小结，然后点评。</w:t>
       </w:r>
     </w:p>
     <w:p>
@@ -1394,7 +1394,7 @@
         <w:pStyle w:val="SpokenText"/>
       </w:pPr>
       <w:r>
-        <w:t>上周的“3条可验证要求”，今天变成设计简报里的“题、形、验”三项。还有你们写在问题板右上角的“交付方式”，今天变成简报的“品”，也就是产品与系列范围。</w:t>
+        <w:t>上周的“3条可验证要求”，今天变成设计任务书里的“题、形、验”三项。还有你们写在问题板右上角的“交付方式”，今天变成任务书的“品”，也就是产品和系列范围。</w:t>
       </w:r>
     </w:p>
     <w:p>
@@ -1410,7 +1410,7 @@
         <w:pStyle w:val="SpokenText"/>
       </w:pPr>
       <w:r>
-        <w:t>现在请摊开问题板和已标注资料，今天全程使用。另外提醒一句：未取得公开许可的访谈材料，只在受控课堂查看，不进入本周提交件。</w:t>
+        <w:t>现在请摊开问题板和已标注资料，今天全程用。另外提醒一句：未取得公开许可的访谈材料，只在受控课堂查看，不进入这周提交件。</w:t>
       </w:r>
     </w:p>
     <w:p>
@@ -1427,7 +1427,7 @@
         <w:pStyle w:val="LectureBullet"/>
       </w:pPr>
       <w:r>
-        <w:t>• 请两名学生各读一句自己的第03周离堂句，教师当场把它改写成概念句的前半段。</w:t>
+        <w:t>• 请两名学生各读一句自己的第03周一句话小结，教师当场把它改写成概念句的前半段。</w:t>
       </w:r>
     </w:p>
     <w:p>
@@ -1462,7 +1462,7 @@
               <w:rPr>
                 <w:sz w:val="19"/>
               </w:rPr>
-              <w:t>【转场语】 接下来看主题板的五层结构，以及每一层该放什么。</w:t>
+              <w:t>【转场语】 接下来看主题板的五层结构，还有每一层该放什么。</w:t>
             </w:r>
           </w:p>
         </w:tc>
@@ -1536,7 +1536,7 @@
         <w:pStyle w:val="SpokenText"/>
       </w:pPr>
       <w:r>
-        <w:t>图片总量控制在8到12张。少于8张，证据不足以支撑判断；多于12张，观看者找不到主线。每一张都要编号，因为下一步的简报要逐条引用这些编号。</w:t>
+        <w:t>图片总量控制在8到12张。少于8张，证据不足以支撑判断；多于12张，观看者找不到主线。每一张都要编号，因为下一步的任务书要逐条引用这些编号。</w:t>
       </w:r>
     </w:p>
     <w:p>
@@ -1588,7 +1588,7 @@
               <w:rPr>
                 <w:sz w:val="19"/>
               </w:rPr>
-              <w:t>【转场语】 五层证据准备好之后，要把它们压成一句能指导设计的话。</w:t>
+              <w:t>【转场语】 五层证据准备好以后，要把它们压成一句能指导设计的话。</w:t>
             </w:r>
           </w:p>
         </w:tc>
@@ -1741,7 +1741,7 @@
         <w:pStyle w:val="SlideTitle"/>
       </w:pPr>
       <w:r>
-        <w:t>幻灯片 07｜一份可执行简报至少回答八个问题</w:t>
+        <w:t>幻灯片 07｜一份可执行任务书至少回答八个问题</w:t>
       </w:r>
     </w:p>
     <w:p>
@@ -1749,7 +1749,7 @@
         <w:pStyle w:val="SlideMeta"/>
       </w:pPr>
       <w:r>
-        <w:t>建议时间：2分钟　｜　课堂功能：介绍设计简报八项</w:t>
+        <w:t>建议时间：2分钟　｜　课堂功能：介绍设计任务书八项</w:t>
       </w:r>
     </w:p>
     <w:tbl>
@@ -1796,7 +1796,7 @@
         <w:pStyle w:val="SpokenText"/>
       </w:pPr>
       <w:r>
-        <w:t>设计简报的八项是：人、场、题、品、形、材、责、验。人是穿着者，场是场合，题是核心问题，品是产品与系列范围，形是形式规则，材是材料策略，责是责任与边界，验是验证方式。</w:t>
+        <w:t>设计任务书的八项是：人、场、题、品、形、材、责、验。人是穿着者，场是场合，题是核心问题，品是产品和系列范围，形是形式规则，材是材料策略，责是责任和边界，验是验证方式。</w:t>
       </w:r>
     </w:p>
     <w:p>
@@ -1812,7 +1812,7 @@
         <w:pStyle w:val="SpokenText"/>
       </w:pPr>
       <w:r>
-        <w:t>第八项“验”经常被忽略。它要写清楚下周用什么方法检查这条规则成立——是元素图、样布，还是白坯。没有验证方式的简报，只是一份愿望清单。</w:t>
+        <w:t>第八项“验”经常被忽略。它要写清楚下周用什么方法检查这条规则成立——是元素图、样布，还是白坯。没有验证方式的任务书，只是一份愿望清单。</w:t>
       </w:r>
     </w:p>
     <w:p>
@@ -1930,7 +1930,7 @@
         <w:pStyle w:val="SpokenText"/>
       </w:pPr>
       <w:r>
-        <w:t>保持的是黑白色域、薄纱与棉或蕾丝的材料冲突，以及受控的身体暴露。变化的是层次密度、身体距离和体量峰值。</w:t>
+        <w:t>保持的是黑白色域、薄纱和棉或蕾丝的材料冲突，还有受控的身体暴露。变化的是层次密度、身体距离和体量峰值。</w:t>
       </w:r>
     </w:p>
     <w:p>
@@ -1938,7 +1938,7 @@
         <w:pStyle w:val="SpokenText"/>
       </w:pPr>
       <w:r>
-        <w:t>这就是系列的基本结构：有一组不变的设计代码，再让它在不同造型中改变强度。五套不是五个独立点子。从下一页起，我们用“主题板实例”倒推主题板、实验与成衣验证。</w:t>
+        <w:t>这就是系列的基本结构：有一组不变的设计密码，再让它在不同造型中改变强度。五套不是五个独立点子。从下一页起，我们用“主题板实例”倒推主题板、实验和成衣验证。</w:t>
       </w:r>
     </w:p>
     <w:p>
@@ -2048,7 +2048,7 @@
         <w:pStyle w:val="SpokenText"/>
       </w:pPr>
       <w:r>
-        <w:t>这是清华大学美术学院周玉清的官方公开主题板。请注意她选择的不是“园林风格”，而是会随时间与视角改变的光影现象。这个区别很关键。</w:t>
+        <w:t>这是清华大学美术学院周玉清的官方公开主题板。请注意她选择的不是“园林风格”，而是会随时间和视角改变的光影现象。这个区别很关键。</w:t>
       </w:r>
     </w:p>
     <w:p>
@@ -2064,7 +2064,7 @@
         <w:pStyle w:val="SpokenText"/>
       </w:pPr>
       <w:r>
-        <w:t>第二，空间证据补充观看方式。长廊图像说明光影不仅改变表面，也会随着人的行走与视角移动改变阅读顺序。</w:t>
+        <w:t>第二，空间证据补充观看方式。长廊图像说明光影不仅改变表面，也会随着人的行走和视角移动改变阅读顺序。</w:t>
       </w:r>
     </w:p>
     <w:p>
@@ -2072,7 +2072,7 @@
         <w:pStyle w:val="SpokenText"/>
       </w:pPr>
       <w:r>
-        <w:t>第三，命题必须可以继续转译。她的目标不是复制花窗纹样，而是用透明、孔隙、叠层与明暗密度表现“若隐若现”。</w:t>
+        <w:t>第三，命题必须可以继续转译。她的目标不是复制花窗纹样，而是用透明、孔隙、叠层和明暗密度表现“若隐若现”。</w:t>
       </w:r>
     </w:p>
     <w:p>
@@ -2198,7 +2198,7 @@
         <w:pStyle w:val="SpokenText"/>
       </w:pPr>
       <w:r>
-        <w:t>系列共性方面：灰白色域、纵向延伸、半透明叠层与局部斑驳，共同维持“光影流转”。</w:t>
+        <w:t>系列共性方面：灰白色域、纵向延伸、半透明叠层和局部斑驳，共同维持“光影流转”。</w:t>
       </w:r>
     </w:p>
     <w:p>
@@ -2206,7 +2206,7 @@
         <w:pStyle w:val="SpokenText"/>
       </w:pPr>
       <w:r>
-        <w:t>成衣验证方面：代表性造型保留修长轮廓，并让肩部、侧身与裙身的表面密度产生虚实差异。这一点在缩略状态下看不出来，请点开大图。</w:t>
+        <w:t>成衣验证方面：代表性造型保留修长轮廓，并让肩部、侧身和裙身的表面密度产生虚实差异。这一点在缩略状态下看不出来，请点开大图。</w:t>
       </w:r>
     </w:p>
     <w:p>
@@ -2266,7 +2266,7 @@
               <w:rPr>
                 <w:sz w:val="19"/>
               </w:rPr>
-              <w:t>【转场语】 第二个院校案例，把材料机制变成了设计规则。</w:t>
+              <w:t>【转场语】 第二个院校案例，把材料原理变成了设计规则。</w:t>
             </w:r>
           </w:p>
         </w:tc>
@@ -2285,7 +2285,7 @@
         <w:pStyle w:val="SlideMeta"/>
       </w:pPr>
       <w:r>
-        <w:t>建议时间：2.5分钟　｜　课堂功能：材料机制→设计规则的转译</w:t>
+        <w:t>建议时间：2.5分钟　｜　课堂功能：材料原理→设计规则的转译</w:t>
       </w:r>
     </w:p>
     <w:tbl>
@@ -2340,7 +2340,7 @@
         <w:pStyle w:val="SpokenText"/>
       </w:pPr>
       <w:r>
-        <w:t>第一步是证据：记录废旧面料的层次、边缘、磨损与原有色差，而不是先画一件“环保风”服装。顺序不能反。</w:t>
+        <w:t>第一步是证据：记录废旧面料的层次、边缘、磨损和原有色差，而不是先画一件“环保风”服装。顺序不能反。</w:t>
       </w:r>
     </w:p>
     <w:p>
@@ -2356,7 +2356,7 @@
         <w:pStyle w:val="SpokenText"/>
       </w:pPr>
       <w:r>
-        <w:t>第三步是设计规则：每套造型改变条带的方向、密度与覆盖面积，但保留“废料转为主表面”的机制。这就是我们说的设计代码。</w:t>
+        <w:t>第三步是设计规则：每套造型改变条带的方向、密度和覆盖面积，但保留“废料转为主表面”的原理。这就是我们说的设计密码。</w:t>
       </w:r>
     </w:p>
     <w:p>
@@ -2364,7 +2364,7 @@
         <w:pStyle w:val="SpokenText"/>
       </w:pPr>
       <w:r>
-        <w:t>第四步要特别注意：官方板中有AI辅助的组合与效果预演，但材料强度、厚度和缝制可行性仍必须由实体试样验证。AI可以扩大候选，不能替代验证。</w:t>
+        <w:t>第四步要特别注意：官方板中有AI辅助的组合和效果预演，但材料强度、厚度和缝制可行性仍必须由实体试样验证。AI可以扩大候选，不能替代验证。</w:t>
       </w:r>
     </w:p>
     <w:p>
@@ -2427,7 +2427,7 @@
         <w:pStyle w:val="SlideMeta"/>
       </w:pPr>
       <w:r>
-        <w:t>建议时间：2.5分钟　｜　课堂功能：检查材料机制是否真正控制结构</w:t>
+        <w:t>建议时间：2.5分钟　｜　课堂功能：检查材料原理是否真正控制结构</w:t>
       </w:r>
     </w:p>
     <w:tbl>
@@ -2454,7 +2454,7 @@
               <w:rPr>
                 <w:sz w:val="19"/>
               </w:rPr>
-              <w:t>【教师动作｜不发言】 先看全身图，再看近景；提醒“先看机制，再看风格”。</w:t>
+              <w:t>【教师动作｜不发言】 先看全身图，再看近景；提醒“先看原理，再看风格”。</w:t>
             </w:r>
           </w:p>
         </w:tc>
@@ -2474,7 +2474,7 @@
         <w:pStyle w:val="SpokenText"/>
       </w:pPr>
       <w:r>
-        <w:t>官方页面公开同一代表性造型的全身与近景。请先检查材料机制是否真正控制结构，再评价视觉风格。顺序反过来，就会变成只看好不好看。</w:t>
+        <w:t>官方页面公开同一代表性造型的全身和近景。请先检查材料原理是否真正控制结构，再评价视觉风格。顺序反过来，就会变成只看好不好看。</w:t>
       </w:r>
     </w:p>
     <w:p>
@@ -2498,7 +2498,7 @@
         <w:pStyle w:val="SpokenText"/>
       </w:pPr>
       <w:r>
-        <w:t>废料成为主体材料：再生表面承担轮廓、明暗与触感，不只是附加一个“可持续”装饰符号。</w:t>
+        <w:t>废料成为主体材料：再生表面承担轮廓、明暗和触感，不只是附加一个“可持续”装饰符号。</w:t>
       </w:r>
     </w:p>
     <w:p>
@@ -2506,7 +2506,7 @@
         <w:pStyle w:val="SpokenText"/>
       </w:pPr>
       <w:r>
-        <w:t>最后仍然是证据边界：公开资料展示该代表性造型的全身与近景；其余系列方向以效果图为依据。</w:t>
+        <w:t>最后仍然是证据边界：公开资料展示该代表性造型的全身和近景；其余系列方向以效果图为依据。</w:t>
       </w:r>
     </w:p>
     <w:p>
@@ -2616,7 +2616,7 @@
         <w:pStyle w:val="SpokenText"/>
       </w:pPr>
       <w:r>
-        <w:t>继续观察这件作品。只有当来源、物性、使用寿命与证据边界能被逐项说明，“可持续”命题才真正进入设计简报。否则它只是一个标签。</w:t>
+        <w:t>继续观察这件作品。只有当来源、物性、用寿命和证据边界能被逐项说明，“可持续”命题才真正进入设计任务书。否则它只是一个标签。</w:t>
       </w:r>
     </w:p>
     <w:p>
@@ -2624,7 +2624,7 @@
         <w:pStyle w:val="SpokenText"/>
       </w:pPr>
       <w:r>
-        <w:t>第一，来源与输入：记录旧料的种类、原用途、可用面积、损耗，以及必须补充的新料比例。检查的问题是——什么被再利用？实际使用了多少？</w:t>
+        <w:t>第一，来源和输入：记录旧料的种类、原用途、可用面积、损耗，还有必须补充的新料比例。检查的问题是——什么被再利用？实际用了多少？</w:t>
       </w:r>
     </w:p>
     <w:p>
@@ -2632,7 +2632,7 @@
         <w:pStyle w:val="SpokenText"/>
       </w:pPr>
       <w:r>
-        <w:t>第二，物性与工艺：比较复合、切片和拼合后的厚度、重量、垂坠、强度与边缘脱散。检查的问题是——样布能否支撑预定轮廓与缝制？</w:t>
+        <w:t>第二，物性和工艺：比较复合、切片和拼合后的厚度、重量、垂坠、强度和边缘脱散。检查的问题是——样布能否支撑预定轮廓和缝制？</w:t>
       </w:r>
     </w:p>
     <w:p>
@@ -2640,7 +2640,7 @@
         <w:pStyle w:val="SpokenText"/>
       </w:pPr>
       <w:r>
-        <w:t>第三，使用与寿命：通过穿脱、坐姿、抬臂、清洁和修补测试，判断成衣能否被长期重复使用。责任要延伸到穿着与维护，不能只停在生产端。</w:t>
+        <w:t>第三，用和寿命：通过穿脱、坐姿、抬臂、清洁和修补测试，判断成衣能否被长期重复用。责任要延伸到穿着和维护，不能只停在生产端。</w:t>
       </w:r>
     </w:p>
     <w:p>
@@ -2648,7 +2648,7 @@
         <w:pStyle w:val="SpokenText"/>
       </w:pPr>
       <w:r>
-        <w:t>第四，证据与边界：只陈述来源记录、样布实验和试穿能够证明的内容；没有数据时不写“零碳”。这一条请记牢，它会一直用到期末答辩。</w:t>
+        <w:t>第四，证据和边界：只陈述来源记录、样布实验和试穿能证明的内容；没有数据时不写“零碳”。这一条请记牢，它会一直用到期末答辩。</w:t>
       </w:r>
     </w:p>
     <w:p>
@@ -2711,7 +2711,7 @@
         <w:pStyle w:val="SlideTitle"/>
       </w:pPr>
       <w:r>
-        <w:t>幻灯片 14｜第1课时实作：15分钟，用5张证据搭出主题板骨架</w:t>
+        <w:t>幻灯片 14｜第1课时实操：15分钟，用5张证据搭出主题板骨架</w:t>
       </w:r>
     </w:p>
     <w:p>
@@ -2719,7 +2719,7 @@
         <w:pStyle w:val="SlideMeta"/>
       </w:pPr>
       <w:r>
-        <w:t>建议时间：15分钟　｜　课堂功能：本课时唯一实作，产出五张证据骨架</w:t>
+        <w:t>建议时间：15分钟　｜　课堂功能：本课时唯一实操，产出五张证据骨架</w:t>
       </w:r>
     </w:p>
     <w:tbl>
@@ -2766,7 +2766,7 @@
         <w:pStyle w:val="SpokenText"/>
       </w:pPr>
       <w:r>
-        <w:t>现在开始十五分钟实作。先用灰色方块排层级，再放图片——顺序很重要，先定结构再填内容，才不会被漂亮的图带走。</w:t>
+        <w:t>现在开始十五分钟实操。先用灰色方块排层级，再放图片——顺序很重要，先定结构再填内容，才不会被漂亮的图带走。</w:t>
       </w:r>
     </w:p>
     <w:p>
@@ -2774,7 +2774,7 @@
         <w:pStyle w:val="SpokenText"/>
       </w:pPr>
       <w:r>
-        <w:t>第一段三分钟：写一句主题命题，放在标题位置。第二段四分钟：选人物、场景、时事证据，共三张。第三段四分钟：选形式与材料证据，共两张。第四段四分钟：在底栏写三条标准。</w:t>
+        <w:t>第一段三分钟：写一句主题命题，放在标题位置。第二段四分钟：选人物、场景、时事证据，共三张。第三段四分钟：选形式和材料证据，共两张。第四段四分钟：在底栏写三条标准。</w:t>
       </w:r>
     </w:p>
     <w:p>
@@ -2834,7 +2834,7 @@
               <w:rPr>
                 <w:sz w:val="19"/>
               </w:rPr>
-              <w:t>【转场语】 第1课时到此结束。休息之后，我们从“有方向”进入“做承诺”。</w:t>
+              <w:t>【转场语】 第1课时到此结束。休息以后，我们从“有方向”进入“做承诺”。</w:t>
             </w:r>
           </w:p>
         </w:tc>
@@ -2872,7 +2872,7 @@
         <w:rPr>
           <w:sz w:val="22"/>
         </w:rPr>
-        <w:t>设计代码、开发边界与Gate 1：把方向变成可检查的承诺</w:t>
+        <w:t>设计密码、开发边界与Gate 1：把方向变成可检查的承诺</w:t>
       </w:r>
     </w:p>
     <w:p>
@@ -2915,7 +2915,7 @@
               <w:rPr>
                 <w:sz w:val="19"/>
               </w:rPr>
-              <w:t>【教师动作｜不发言】 不展开，只宣布本节的节奏：案例9分钟、边界与Gate预告7分钟、实作18分钟、讲评8分钟、评价与离堂3分钟。</w:t>
+              <w:t>【教师动作｜不发言】 不展开，只宣布本节的节奏：案例9分钟、边界与Gate预告7分钟、实操18分钟、讲评8分钟、评价与收尾3分钟。</w:t>
             </w:r>
           </w:p>
         </w:tc>
@@ -2935,7 +2935,7 @@
         <w:pStyle w:val="SpokenText"/>
       </w:pPr>
       <w:r>
-        <w:t>第一课时我们建立了方向。这一节要把方向变成承诺——承诺意味着别人可以拿着你的简报来检查你。</w:t>
+        <w:t>第一课时我们建立了方向。这一节要把方向变成承诺——承诺意味着别人可以拿着你的任务书来检查你。</w:t>
       </w:r>
     </w:p>
     <w:p>
@@ -2943,7 +2943,7 @@
         <w:pStyle w:val="SpokenText"/>
       </w:pPr>
       <w:r>
-        <w:t>本节的节奏是：案例九分钟，边界与Gate预告七分钟，实作十八分钟，同伴讲评八分钟，最后三分钟做评价与离堂。</w:t>
+        <w:t>本节的节奏是：案例九分钟，边界与Gate预告七分钟，实操十八分钟，同伴讲评八分钟，最后三分钟做评价和收尾。</w:t>
       </w:r>
     </w:p>
     <w:tbl>
@@ -2970,7 +2970,7 @@
               <w:rPr>
                 <w:sz w:val="19"/>
               </w:rPr>
-              <w:t>【转场语】 先说清楚什么是设计代码。</w:t>
+              <w:t>【转场语】 先说清楚什么是设计密码。</w:t>
             </w:r>
           </w:p>
         </w:tc>
@@ -2981,7 +2981,7 @@
         <w:pStyle w:val="SlideTitle"/>
       </w:pPr>
       <w:r>
-        <w:t>幻灯片 16｜设计代码不是复制一个符号</w:t>
+        <w:t>幻灯片 16｜设计密码不是复制一个符号</w:t>
       </w:r>
     </w:p>
     <w:p>
@@ -3036,7 +3036,7 @@
         <w:pStyle w:val="SpokenText"/>
       </w:pPr>
       <w:r>
-        <w:t>设计代码不是复制一个符号。如果你在五套衣服上贴同一个花纹，那不是系列，那是重复。</w:t>
+        <w:t>设计密码不是复制一个符号。如果你在五套衣服上贴同一个花纹，那不是系列，那是重复。</w:t>
       </w:r>
     </w:p>
     <w:p>
@@ -3170,7 +3170,7 @@
         <w:pStyle w:val="SpokenText"/>
       </w:pPr>
       <w:r>
-        <w:t>同时要区分主题证据与最终造型图。主题板上的图是证据，这里的是结果。两者不能混为一谈——证据解释你为什么这样做，结果只是你做了什么。</w:t>
+        <w:t>同时要区分主题证据和最终造型图。主题板上的图是证据，这里的是结果。两者不能混为一谈——证据解释你为什么这样做，结果只是你做了什么。</w:t>
       </w:r>
     </w:p>
     <w:p>
@@ -3178,7 +3178,7 @@
         <w:pStyle w:val="SpokenText"/>
       </w:pPr>
       <w:r>
-        <w:t>关于这组图我要说明：它来自课程教学资料库，院校、年份与作者待开课前核实后补注。所以我们只讨论可见的形式关系，不做归属判断。</w:t>
+        <w:t>关于这组图我要说明：它来自课程教学资料库，院校、年份和作者待开课前核实后补注。所以我们只讨论可见的形式关系，不做归属判断。</w:t>
       </w:r>
     </w:p>
     <w:p>
@@ -3296,7 +3296,7 @@
         <w:pStyle w:val="SpokenText"/>
       </w:pPr>
       <w:r>
-        <w:t>这一组以垂挂线性装饰为共同代码。请比较裙装、针织与分体造型如何调整密度、重量、身体暴露与活动范围。</w:t>
+        <w:t>这一组以垂挂线性装饰为共同代码。请比较裙装、针织和分体造型如何调整密度、重量、身体暴露和活动范围。</w:t>
       </w:r>
     </w:p>
     <w:p>
@@ -3304,7 +3304,7 @@
         <w:pStyle w:val="SpokenText"/>
       </w:pPr>
       <w:r>
-        <w:t>保持的是垂挂线性装饰、局部透明与身体周围的动态边缘。</w:t>
+        <w:t>保持的是垂挂线性装饰、局部透明和身体周围的动态边缘。</w:t>
       </w:r>
     </w:p>
     <w:p>
@@ -3312,7 +3312,7 @@
         <w:pStyle w:val="SpokenText"/>
       </w:pPr>
       <w:r>
-        <w:t>变化的是密度、长度、覆盖位置与产品角色。注意最后一句：同时要检查重量、工时和活动限制。一个代码如果让衣服重到穿不了、贵到做不出，它在产品层面就是失败的。</w:t>
+        <w:t>变化的是密度、长度、覆盖位置和产品角色。注意最后一句：同时要检查重量、工时和活动限制。一个代码如果让衣服重到穿不了、贵到做不出，它在产品层面就是失败的。</w:t>
       </w:r>
     </w:p>
     <w:p>
@@ -3438,7 +3438,7 @@
         <w:pStyle w:val="SpokenText"/>
       </w:pPr>
       <w:r>
-        <w:t>产品边界：允许连衣裙、上衣、半裙与可转换叠层，共同组成五套高级女装方向；排除运动装、童装或完整配饰线；验证是每个品类都能回应核心矛盾。</w:t>
+        <w:t>产品边界：允许连衣裙、上衣、半裙和可转换叠层，共同组成五套高级女装方向；排除运动装、童装或完整配饰线；验证是每个品类都能回应核心矛盾。</w:t>
       </w:r>
     </w:p>
     <w:p>
@@ -3446,7 +3446,7 @@
         <w:pStyle w:val="SpokenText"/>
       </w:pPr>
       <w:r>
-        <w:t>身体边界：允许使用既定基准人台，优先检查抬臂、跨步与坐姿；排除的是——没有试穿证据时，不宣称适配所有体型；验证是关键部位标注活动量并完成一次白坯试穿。</w:t>
+        <w:t>身体边界：允许用既定基准人台，优先检查抬臂、跨步和坐姿；排除的是——没有试穿证据时，不宣称适配所有体型；验证是关键部位标注活动量并完成一次白坯试穿。</w:t>
       </w:r>
     </w:p>
     <w:p>
@@ -3454,7 +3454,7 @@
         <w:pStyle w:val="SpokenText"/>
       </w:pPr>
       <w:r>
-        <w:t>材料边界：主材料控制在三类以内；排除课程周期内无法取得、无法打样的特殊材料；验证是提交10到20厘米样布三块，记录垂坠、透明、厚度与缝制。</w:t>
+        <w:t>材料边界：主材料控制在三类以内；排除课程周期内无法取得、无法打样的特殊材料；验证是提交10到20厘米样布三块，记录垂坠、透明、厚度和缝制。</w:t>
       </w:r>
     </w:p>
     <w:p>
@@ -3462,7 +3462,7 @@
         <w:pStyle w:val="SpokenText"/>
       </w:pPr>
       <w:r>
-        <w:t>制作边界：使用现有设备与技能，先完成局部实验和一比二白坯；排除超出时间、设备、技能或成本上限的工艺承诺；验证是列出工序、失败风险、所需时间与检查节点。</w:t>
+        <w:t>制作边界：用现有设备和技能，先完成局部实验和一比二白坯；排除超出时间、设备、技能或成本上限的工艺承诺；验证是列出工序、失败风险、所需时间和检查节点。</w:t>
       </w:r>
     </w:p>
     <w:p>
@@ -3588,7 +3588,7 @@
         <w:pStyle w:val="SpokenText"/>
       </w:pPr>
       <w:r>
-        <w:t>这一页不是立即评审，而是告诉你下一个课堂实作的初稿必须准备哪些证据。</w:t>
+        <w:t>这一页不是立即评审，而是告诉你下一个课堂实操的初稿必须准备哪些证据。</w:t>
       </w:r>
     </w:p>
     <w:p>
@@ -3596,7 +3596,7 @@
         <w:pStyle w:val="SpokenText"/>
       </w:pPr>
       <w:r>
-        <w:t>第一，证据是什么：人物、场景与时事资料是否可靠，并能追溯来源。第二，问题是什么：需要由服装而不是口号解决的核心矛盾。第三，规则是什么：哪些轮廓、材料或结构关系将在五套中重复出现。第四，边界是什么：本阶段允许、排除什么，理由和资源限制。第五，如何验证：下周用元素图、样布或白坯中的哪一种检查成立。</w:t>
+        <w:t>第一，证据是什么：人物、场景和时事资料是否可靠，并能追溯来源。第二，问题是什么：需要由服装而不是口号解决的核心矛盾。第三，规则是什么：哪些轮廓、材料或结构关系将在五套中重复出现。第四，边界是什么：本阶段允许、排除什么，理由和资源限制。第五，如何验证：下周用元素图、样布或白坯中的哪一种检查成立。</w:t>
       </w:r>
     </w:p>
     <w:p>
@@ -3648,7 +3648,7 @@
               <w:rPr>
                 <w:sz w:val="19"/>
               </w:rPr>
-              <w:t>【转场语】 现在用十八分钟把第1课时的骨架转成简报初稿。</w:t>
+              <w:t>【转场语】 现在用十八分钟把第1课时的骨架转成任务书初稿。</w:t>
             </w:r>
           </w:p>
         </w:tc>
@@ -3659,7 +3659,7 @@
         <w:pStyle w:val="SlideTitle"/>
       </w:pPr>
       <w:r>
-        <w:t>幻灯片 21｜第2课时实作：18分钟，把主题板骨架转成简报初稿</w:t>
+        <w:t>幻灯片 21｜第2课时实操：18分钟，把主题板骨架转成任务书初稿</w:t>
       </w:r>
     </w:p>
     <w:p>
@@ -3667,7 +3667,7 @@
         <w:pStyle w:val="SlideMeta"/>
       </w:pPr>
       <w:r>
-        <w:t>建议时间：18分钟　｜　课堂功能：本周主要产出——设计简报初稿</w:t>
+        <w:t>建议时间：18分钟　｜　课堂功能：本周主要产出——设计任务书初稿</w:t>
       </w:r>
     </w:p>
     <w:tbl>
@@ -3714,7 +3714,7 @@
         <w:pStyle w:val="SpokenText"/>
       </w:pPr>
       <w:r>
-        <w:t>现在直接使用第1课时实作中已完成的五张证据骨架。我要强调一句：现在只补逻辑，不重新装饰版面。有人一到这一步就开始改配色，那是浪费时间。</w:t>
+        <w:t>现在直接用第1课时实操中已完成的五张证据骨架。我要强调一句：现在只补逻辑，不重新装饰版面。有人一到这一步就开始改配色，那是浪费时间。</w:t>
       </w:r>
     </w:p>
     <w:p>
@@ -3722,7 +3722,7 @@
         <w:pStyle w:val="SpokenText"/>
       </w:pPr>
       <w:r>
-        <w:t>第一段三分钟：用“概念句”页的句式写出对象、情境、矛盾与策略，控制在45字以内。完成信号是——删去一个词会改变设计意思。</w:t>
+        <w:t>第一段三分钟：用“概念句”页的句式写出对象、情境、矛盾和策略，控制在45字以内。完成信号是——删去一个词会改变设计意思。</w:t>
       </w:r>
     </w:p>
     <w:p>
@@ -3730,7 +3730,7 @@
         <w:pStyle w:val="SpokenText"/>
       </w:pPr>
       <w:r>
-        <w:t>第二段六分钟：完成八项简报，人、场、题、品、形、材、责、验。不会的部分标“待验证”。完成信号是八项都能用一句话朗读。</w:t>
+        <w:t>第二段六分钟：完成八项任务书，人、场、题、品、形、材、责、验。不会的部分标“待验证”。完成信号是八项都能用一句话朗读。</w:t>
       </w:r>
     </w:p>
     <w:p>
@@ -3738,7 +3738,7 @@
         <w:pStyle w:val="SpokenText"/>
       </w:pPr>
       <w:r>
-        <w:t>第三段五分钟：给8到12张资料编号，并在每条简报后写出对应编号。完成信号是每个形式决定都能追溯到来源图。</w:t>
+        <w:t>第三段五分钟：给8到12张资料编号，并在每条任务书后写出对应编号。完成信号是每个形式决定都能追溯到来源图。</w:t>
       </w:r>
     </w:p>
     <w:p>
@@ -3746,7 +3746,7 @@
         <w:pStyle w:val="SpokenText"/>
       </w:pPr>
       <w:r>
-        <w:t>第四段四分钟：确定允许、排除与验证方式，再写出下一周最先进行的实验。完成信号是只保留一个最大风险。</w:t>
+        <w:t>第四段四分钟：确定允许、排除和验证方式，再写出下一周最先进行的实验。完成信号是只保留一个最大风险。</w:t>
       </w:r>
     </w:p>
     <w:p>
@@ -3754,7 +3754,7 @@
         <w:pStyle w:val="SpokenText"/>
       </w:pPr>
       <w:r>
-        <w:t>课堂输出是：主题板骨架一页，加设计简报初稿一页，加证据编号，加一项验证任务。</w:t>
+        <w:t>课堂输出是：主题板骨架一页，加设计任务书初稿一页，加证据编号，加一项验证任务。</w:t>
       </w:r>
     </w:p>
     <w:p>
@@ -3940,7 +3940,7 @@
               <w:rPr>
                 <w:sz w:val="19"/>
               </w:rPr>
-              <w:t>【转场语】 最后三分钟，我们看评价标准、下周准备和离堂句。</w:t>
+              <w:t>【转场语】 最后三分钟，我们看评价标准、下周准备和一句话小结。</w:t>
             </w:r>
           </w:p>
         </w:tc>
@@ -4022,7 +4022,7 @@
         <w:pStyle w:val="SpokenText"/>
       </w:pPr>
       <w:r>
-        <w:t>第四项“可追溯”——图片、数据与访谈来源完整——是课程通过性条件。没有来源，Gate 1 直接不通过。这一条没有分数，只有通过与不通过。</w:t>
+        <w:t>第四项“可追溯”——图片、数据和访谈来源完整——是课程通过性条件。没有来源，Gate 1 直接不通过。这一条没有分数，只有通过和不通过。</w:t>
       </w:r>
     </w:p>
     <w:p>
@@ -4030,7 +4030,7 @@
         <w:pStyle w:val="SpokenText"/>
       </w:pPr>
       <w:r>
-        <w:t>本周不评的是：当代女性适配、整体造型美感、统一与丰富，共六十分，从第05周起逐周累积。所以今天不必追求好看，先把证据链立住。</w:t>
+        <w:t>这周不评的是：当代女性适配、整体造型美感、统一和丰富，共六十分，从第05周起逐周累积。所以今天不必追求好看，先把证据链立住。</w:t>
       </w:r>
     </w:p>
     <w:tbl>
@@ -4131,7 +4131,7 @@
         <w:pStyle w:val="SpokenText"/>
       </w:pPr>
       <w:r>
-        <w:t>本周提交规格我念一遍。第一，主题板加设计简报：A3横版两张，PDF格式，300dpi，文件名是W04加学号加姓名。内容包括8到12张已编号资料、简报八项、每项对应的证据编号，以及一项验证任务。第05周第1课时前经课程群提交，纸质稿到堂。</w:t>
+        <w:t>这周提交规格我念一遍。第一，主题板加设计任务书：A3横版两张，PDF格式，300dpi，文件名是W04加学号加姓名。内容包括8到12张已编号资料、任务书八项、每项对应的证据编号，还有一项验证任务。第05周第1课时前经课程群提交，纸质稿到堂。</w:t>
       </w:r>
     </w:p>
     <w:p>
@@ -4139,7 +4139,7 @@
         <w:pStyle w:val="SpokenText"/>
       </w:pPr>
       <w:r>
-        <w:t>第二，概念句写在主题板右上角，45字以内。第三，课堂修正稿不交，但须与主题板一并带到第05周。</w:t>
+        <w:t>第二，概念句写在主题板右上角，45字以内。第三，课堂修正稿不交，但须和主题板一并带到第05周。</w:t>
       </w:r>
     </w:p>
     <w:p>
@@ -4183,7 +4183,7 @@
               <w:rPr>
                 <w:sz w:val="19"/>
               </w:rPr>
-              <w:t>【转场语】 最后请每人写一句离堂句。</w:t>
+              <w:t>【转场语】 最后请每人写一句一句话小结。</w:t>
             </w:r>
           </w:p>
         </w:tc>
@@ -4194,7 +4194,7 @@
         <w:pStyle w:val="SlideTitle"/>
       </w:pPr>
       <w:r>
-        <w:t>幻灯片 25｜离堂句：简报是一份可检查的承诺</w:t>
+        <w:t>幻灯片 25｜一句话小结：任务书是一份可检查的承诺</w:t>
       </w:r>
     </w:p>
     <w:p>
@@ -4249,7 +4249,7 @@
         <w:pStyle w:val="SpokenText"/>
       </w:pPr>
       <w:r>
-        <w:t>请每人在纸上写完这句话再下课：“我的主题板证明什么；因此简报承诺通过什么形式规则，为什么样的穿着者解决什么问题。第05周我要先从这条规则里提取什么作为可变形的元素。”</w:t>
+        <w:t>请每人在纸上写完这句话再下课：“我的主题板证明什么；因此任务书承诺通过什么形式规则，为什么样的穿着者解决什么问题。第05周我要先从这条规则里提取什么作为可变形的元素。”</w:t>
       </w:r>
     </w:p>
     <w:p>
@@ -4265,7 +4265,7 @@
         <w:pStyle w:val="SpokenText"/>
       </w:pPr>
       <w:r>
-        <w:t>今天要带走的四样：主题板一页、设计简报一页、三条设计标准、Gate 1修改清单，再加上第05周待提取元素一项。下课。</w:t>
+        <w:t>今天要带走的四样：主题板一页、设计任务书一页、三条设计标准、Gate 1修改清单，再加上第05周待提取元素一项。下课。</w:t>
       </w:r>
     </w:p>
     <w:p>
@@ -4282,7 +4282,7 @@
         <w:pStyle w:val="LectureBullet"/>
       </w:pPr>
       <w:r>
-        <w:t>• “板的职责”：主题板与设计简报的分工对照，适合课后自查两者是否写混。</w:t>
+        <w:t>• “板的职责”：主题板与设计任务书的分工对照，适合课后自查两者是否写混。</w:t>
       </w:r>
     </w:p>
     <w:p>
@@ -4331,7 +4331,7 @@
         <w:pStyle w:val="LectureBullet"/>
       </w:pPr>
       <w:r>
-        <w:t>• 第1课时实作：“十五分钟开始。前三分钟只写命题，不选图。”／“还剩四分钟，请开始写三条标准。”</w:t>
+        <w:t>• 第1课时实操：“十五分钟开始。前三分钟只写命题，不选图。”／“还剩四分钟，请开始写三条标准。”</w:t>
       </w:r>
     </w:p>
     <w:p>
@@ -4339,7 +4339,7 @@
         <w:pStyle w:val="LectureBullet"/>
       </w:pPr>
       <w:r>
-        <w:t>• 第2课时实作：“十八分钟开始。前三分钟写概念句，四十五字以内。”／“还剩四分钟，只保留一个最大风险。”</w:t>
+        <w:t>• 第2课时实操：“十八分钟开始。前三分钟写概念句，四十五字以内。”／“还剩四分钟，只保留一个最大风险。”</w:t>
       </w:r>
     </w:p>
     <w:p>
@@ -4421,7 +4421,7 @@
         <w:pStyle w:val="LectureBullet"/>
       </w:pPr>
       <w:r>
-        <w:t>• 讲传统工艺（如寄木细工的转译、花窗光影）时使用“结构转译、材料机制、制作逻辑”，避免把文化简化成可复制的纹样。</w:t>
+        <w:t>• 讲传统工艺（如寄木细工的转译、花窗光影）时使用“结构转译、材料原理、制作逻辑”，避免把文化简化成可复制的纹样。</w:t>
       </w:r>
     </w:p>
     <w:p>
@@ -4514,7 +4514,7 @@
         <w:rPr>
           <w:sz w:val="20"/>
         </w:rPr>
-        <w:t>第04周｜主题板与设计简报</w:t>
+        <w:t>第04周｜主题板与设计任务书</w:t>
       </w:r>
     </w:p>
     <w:p>
@@ -4530,7 +4530,7 @@
         <w:pStyle w:val="SpokenText"/>
       </w:pPr>
       <w:r>
-        <w:t>第04周讲稿结束：问题板 → 主题板五层 → 45字概念句 → 设计简报八项 → 开发边界 → Gate 1。</w:t>
+        <w:t>第04周讲稿结束：问题板 → 主题板五层 → 45字概念句 → 设计任务书八项 → 开发边界 → Gate 1。</w:t>
       </w:r>
     </w:p>
     <w:sectPr>

--- a/docs/jiangao/《女装设计III》第04周_中国大陆课堂完整讲稿_中文.docx
+++ b/docs/jiangao/《女装设计III》第04周_中国大陆课堂完整讲稿_中文.docx
@@ -158,7 +158,7 @@
         <w:pStyle w:val="SpokenText"/>
       </w:pPr>
       <w:r>
-        <w:t>请大家把上周带来的四样摊在桌上：问题板的纸质稿、带编号的设计任务书草稿、8到12张已标注资料、还有描图纸剪刀胶带和黑色笔。今天全程都要用这四样，不新起主题。</w:t>
+        <w:t>请大家把上周带来的四样摊在桌上：问题板的纸质稿、带编号的设计任务书草稿、八到十二张已标注资料、还有描图纸剪刀胶带和黑色笔。今天全程都要用这四样，不新起主题。</w:t>
       </w:r>
     </w:p>
     <w:p>
@@ -1228,7 +1228,7 @@
         <w:pStyle w:val="SpokenText"/>
       </w:pPr>
       <w:r>
-        <w:t>第一项是筛选。上周你们带来5到8张已标注资料，今天要补齐到20张候选，再从中筛出8到12张。判断标准只有一条：这张图会不会改变我的轮廓、材料或用判断。如果不会，它就是气氛，不是证据。</w:t>
+        <w:t>第一项是筛选。上周你们带来五到八张已标注资料，今天要补齐到二十张候选，再从中筛出八到十二张。判断标准只有一条：这张图会不会改变我的轮廓、材料或使用判断。如果不会，它就是气氛，不是证据。</w:t>
       </w:r>
     </w:p>
     <w:p>
@@ -1244,7 +1244,7 @@
         <w:pStyle w:val="SpokenText"/>
       </w:pPr>
       <w:r>
-        <w:t>第三项是承诺。45字以内的概念句，加上八项设计任务书，两者必须用同一组关键词。概念句里没有的词，任务书里也不应该突然出现。</w:t>
+        <w:t>第三项是承诺。四十五字以内的概念句，加上八项设计任务书，两者必须使用同一组关键词。概念句里没有的词，任务书里也不应该突然出现。</w:t>
       </w:r>
     </w:p>
     <w:p>
@@ -1260,7 +1260,7 @@
         <w:pStyle w:val="SpokenText"/>
       </w:pPr>
       <w:r>
-        <w:t>我说一下今年这个班常见的三个困难：资料收集得多但说不出“为什么保留”；概念句写成形容词堆叠；边界只写“想做什么”，不写“不做什么”。今天的教学重点是把问题板的证据压成45字概念句，并让八项任务书和证据编号一一对应；教学难点是写出“排除什么”。</w:t>
+        <w:t>我说一下今年这个班常见的三个困难：资料收集得多但说不出“为什么保留”；概念句写成形容词堆叠；边界只写“想做什么”，不写“不做什么”。今天的教学重点是把问题板的证据压成四十五字概念句，并让八项任务书和证据编号一一对应；教学难点是写出“排除什么”。</w:t>
       </w:r>
     </w:p>
     <w:p>
@@ -1402,7 +1402,7 @@
         <w:pStyle w:val="SpokenText"/>
       </w:pPr>
       <w:r>
-        <w:t>所以立场句到今天是第四次升级。第一周你写“我选择什么样的身体关系”，第二周写“我用哪条结构线实现它”，第三周写“因为谁在什么场景会怎样，所以这条线必须怎样”，今天要把它压成一句45字以内的概念句：为某对象，在某情境中，通过某形式或材料策略，解决某核心矛盾。</w:t>
+        <w:t>所以立场句到今天是第四次升级。第一周你写“我选择什么样的身体关系”，第二周写“我用哪条结构线实现它”，第三周写“因为谁在什么场景会怎样，所以这条线必须怎样”。今天要把它压成一句四十五字以内的概念句：为某对象，在某情境中，通过某形式或材料策略，解决某核心矛盾。</w:t>
       </w:r>
     </w:p>
     <w:p>
@@ -1410,7 +1410,7 @@
         <w:pStyle w:val="SpokenText"/>
       </w:pPr>
       <w:r>
-        <w:t>现在请摊开问题板和已标注资料，今天全程用。另外提醒一句：未取得公开许可的访谈材料，只在受控课堂查看，不进入这周提交件。</w:t>
+        <w:t>现在请摊开问题板和已标注资料，今天全程使用。另外提醒一句：未取得公开许可的访谈材料，只在受控课堂查看，不进入这周提交件。</w:t>
       </w:r>
     </w:p>
     <w:p>
@@ -1536,7 +1536,7 @@
         <w:pStyle w:val="SpokenText"/>
       </w:pPr>
       <w:r>
-        <w:t>图片总量控制在8到12张。少于8张，证据不足以支撑判断；多于12张，观看者找不到主线。每一张都要编号，因为下一步的任务书要逐条引用这些编号。</w:t>
+        <w:t>图片总量控制在八到十二张。少于八张，证据不足以支撑判断；多于十二张，观看者找不到主线。每一张都要编号，因为下一步的任务书要逐条引用这些编号。</w:t>
       </w:r>
     </w:p>
     <w:p>
@@ -2616,7 +2616,7 @@
         <w:pStyle w:val="SpokenText"/>
       </w:pPr>
       <w:r>
-        <w:t>继续观察这件作品。只有当来源、物性、用寿命和证据边界能被逐项说明，“可持续”命题才真正进入设计任务书。否则它只是一个标签。</w:t>
+        <w:t>继续观察这件作品。只有当来源、物性、使用寿命和证据边界能被逐项说明，“可持续”命题才真正进入设计任务书。否则它只是一个标签。</w:t>
       </w:r>
     </w:p>
     <w:p>
@@ -2624,7 +2624,7 @@
         <w:pStyle w:val="SpokenText"/>
       </w:pPr>
       <w:r>
-        <w:t>第一，来源和输入：记录旧料的种类、原用途、可用面积、损耗，还有必须补充的新料比例。检查的问题是——什么被再利用？实际用了多少？</w:t>
+        <w:t>第一，来源和输入：记录旧料的种类、原用途、可用面积、损耗，还有必须补充的新料比例。检查的问题是——什么被再利用？实际使用了多少？</w:t>
       </w:r>
     </w:p>
     <w:p>
@@ -2640,7 +2640,7 @@
         <w:pStyle w:val="SpokenText"/>
       </w:pPr>
       <w:r>
-        <w:t>第三，用和寿命：通过穿脱、坐姿、抬臂、清洁和修补测试，判断成衣能否被长期重复用。责任要延伸到穿着和维护，不能只停在生产端。</w:t>
+        <w:t>第三，使用和寿命：通过穿脱、坐姿、抬臂、清洁和修补测试，判断成衣能否被长期重复使用。责任要延伸到穿着和维护，不能只停在生产端。</w:t>
       </w:r>
     </w:p>
     <w:p>
@@ -3446,7 +3446,7 @@
         <w:pStyle w:val="SpokenText"/>
       </w:pPr>
       <w:r>
-        <w:t>身体边界：允许用既定基准人台，优先检查抬臂、跨步和坐姿；排除的是——没有试穿证据时，不宣称适配所有体型；验证是关键部位标注活动量并完成一次白坯试穿。</w:t>
+        <w:t>身体边界：允许使用既定基准人台，优先检查抬臂、跨步和坐姿；排除的是——没有试穿证据时，不宣称适配所有体型；验证是关键部位标注活动量并完成一次白坯试穿。</w:t>
       </w:r>
     </w:p>
     <w:p>
@@ -3462,7 +3462,7 @@
         <w:pStyle w:val="SpokenText"/>
       </w:pPr>
       <w:r>
-        <w:t>制作边界：用现有设备和技能，先完成局部实验和一比二白坯；排除超出时间、设备、技能或成本上限的工艺承诺；验证是列出工序、失败风险、所需时间和检查节点。</w:t>
+        <w:t>制作边界：使用现有设备和技能，先完成局部实验和一比二白坯；排除超出时间、设备、技能或成本上限的工艺承诺；验证是列出工序、失败风险、所需时间和检查节点。</w:t>
       </w:r>
     </w:p>
     <w:p>
@@ -3714,7 +3714,7 @@
         <w:pStyle w:val="SpokenText"/>
       </w:pPr>
       <w:r>
-        <w:t>现在直接用第1课时实操中已完成的五张证据骨架。我要强调一句：现在只补逻辑，不重新装饰版面。有人一到这一步就开始改配色，那是浪费时间。</w:t>
+        <w:t>现在直接使用第1课时实操中已完成的五张证据骨架。我要强调一句：现在只补逻辑，不重新装饰版面。有人一到这一步就开始改配色，那是浪费时间。</w:t>
       </w:r>
     </w:p>
     <w:p>
@@ -3722,7 +3722,7 @@
         <w:pStyle w:val="SpokenText"/>
       </w:pPr>
       <w:r>
-        <w:t>第一段三分钟：用“概念句”页的句式写出对象、情境、矛盾和策略，控制在45字以内。完成信号是——删去一个词会改变设计意思。</w:t>
+        <w:t>第一段三分钟：用“概念句”页的句式写出对象、情境、矛盾和策略，控制在四十五字以内。完成信号是——删去一个词会改变设计意思。</w:t>
       </w:r>
     </w:p>
     <w:p>
@@ -3738,7 +3738,7 @@
         <w:pStyle w:val="SpokenText"/>
       </w:pPr>
       <w:r>
-        <w:t>第三段五分钟：给8到12张资料编号，并在每条任务书后写出对应编号。完成信号是每个形式决定都能追溯到来源图。</w:t>
+        <w:t>第三段五分钟：给八到十二张资料编号，并在每条任务书后写出对应编号。完成信号是每个形式决定都能追溯到来源图。</w:t>
       </w:r>
     </w:p>
     <w:p>
@@ -4123,7 +4123,7 @@
         <w:pStyle w:val="SpokenText"/>
       </w:pPr>
       <w:r>
-        <w:t>下周不要先画完整款式。请带四样东西：主题板打印最终版；带编号的设计标准；8到12张已编号资料；工具包括描图纸、剪刀、胶带和黑色笔。</w:t>
+        <w:t>下周不要先画完整款式。请带四样东西：主题板打印最终版；带编号的设计标准；八到十二张已编号资料；工具包括描图纸、剪刀、胶带和黑色笔。</w:t>
       </w:r>
     </w:p>
     <w:p>
@@ -4131,7 +4131,7 @@
         <w:pStyle w:val="SpokenText"/>
       </w:pPr>
       <w:r>
-        <w:t>这周提交规格我念一遍。第一，主题板加设计任务书：A3横版两张，PDF格式，300dpi，文件名是W04加学号加姓名。内容包括8到12张已编号资料、任务书八项、每项对应的证据编号，还有一项验证任务。第05周第1课时前经课程群提交，纸质稿到堂。</w:t>
+        <w:t>这周提交规格我念一遍。第一，主题板加设计任务书：A3横版两张，PDF格式，300dpi，文件名是W04加学号加姓名。内容包括八到十二张已编号资料、任务书八项、每项对应的证据编号，还有一项验证任务。第05周第1课时前经课程群提交，纸质稿到堂。</w:t>
       </w:r>
     </w:p>
     <w:p>
@@ -4139,7 +4139,7 @@
         <w:pStyle w:val="SpokenText"/>
       </w:pPr>
       <w:r>
-        <w:t>第二，概念句写在主题板右上角，45字以内。第三，课堂修正稿不交，但须和主题板一并带到第05周。</w:t>
+        <w:t>第二，概念句写在主题板右上角，四十五字以内。第三，课堂修正稿不交，但须和主题板一并带到第05周。</w:t>
       </w:r>
     </w:p>
     <w:p>

--- a/docs/jiangao/《女装设计III》第04周_中国大陆课堂完整讲稿_中文.docx
+++ b/docs/jiangao/《女装设计III》第04周_中国大陆课堂完整讲稿_中文.docx
@@ -23,7 +23,7 @@
           <w:b/>
           <w:sz w:val="40"/>
         </w:rPr>
-        <w:t>第04周完整课堂讲稿</w:t>
+        <w:t>第04周完整课堂讲稿（学生版）</w:t>
       </w:r>
     </w:p>
     <w:p>
@@ -1263,31 +1263,6 @@
         <w:t>我说一下今年这个班常见的三个困难：资料收集得多但说不出“为什么保留”；概念句写成形容词堆叠；边界只写“想做什么”，不写“不做什么”。今天的教学重点是把问题板的证据压成四十五字概念句，并让八项任务书和证据编号一一对应；教学难点是写出“排除什么”。</w:t>
       </w:r>
     </w:p>
-    <w:p>
-      <w:pPr/>
-      <w:r>
-        <w:rPr>
-          <w:b/>
-        </w:rPr>
-        <w:t>【互动与应答预案】</w:t>
-      </w:r>
-    </w:p>
-    <w:p>
-      <w:pPr>
-        <w:pStyle w:val="LectureBullet"/>
-      </w:pPr>
-      <w:r>
-        <w:t>• 请一名学生说出他打算保留的一张图，并回答：“它会改变你的哪一项决定？轮廓、材料，还是使用方式？”</w:t>
-      </w:r>
-    </w:p>
-    <w:p>
-      <w:pPr>
-        <w:pStyle w:val="LectureBullet"/>
-      </w:pPr>
-      <w:r>
-        <w:t>• 若学生答“因为好看”，回应：“好看是结果不是理由。请说出它改变了哪一个具体决定。”</w:t>
-      </w:r>
-    </w:p>
     <w:tbl>
       <w:tblPr>
         <w:tblStyle w:val="TableGrid"/>
@@ -1413,31 +1388,6 @@
         <w:t>现在请摊开问题板和已标注资料，今天全程使用。另外提醒一句：未取得公开许可的访谈材料，只在受控课堂查看，不进入这周提交件。</w:t>
       </w:r>
     </w:p>
-    <w:p>
-      <w:pPr/>
-      <w:r>
-        <w:rPr>
-          <w:b/>
-        </w:rPr>
-        <w:t>【互动与应答预案】</w:t>
-      </w:r>
-    </w:p>
-    <w:p>
-      <w:pPr>
-        <w:pStyle w:val="LectureBullet"/>
-      </w:pPr>
-      <w:r>
-        <w:t>• 请两名学生各读一句自己的第03周一句话小结，教师当场把它改写成概念句的前半段。</w:t>
-      </w:r>
-    </w:p>
-    <w:p>
-      <w:pPr>
-        <w:pStyle w:val="LectureBullet"/>
-      </w:pPr>
-      <w:r>
-        <w:t>• 若学生说“我的问题板没写交付方式”，回应：“现在补写。一句话：这条线最后会变成几套、什么品类。”</w:t>
-      </w:r>
-    </w:p>
     <w:tbl>
       <w:tblPr>
         <w:tblStyle w:val="TableGrid"/>
@@ -1547,23 +1497,6 @@
         <w:t>注意这一页用的是同一个高级女装命题贯穿示范。请你们对照自己的资料：五层里哪一层现在是空的？空的那一层就是今天要补的。</w:t>
       </w:r>
     </w:p>
-    <w:p>
-      <w:pPr/>
-      <w:r>
-        <w:rPr>
-          <w:b/>
-        </w:rPr>
-        <w:t>【互动与应答预案】</w:t>
-      </w:r>
-    </w:p>
-    <w:p>
-      <w:pPr>
-        <w:pStyle w:val="LectureBullet"/>
-      </w:pPr>
-      <w:r>
-        <w:t>• 请学生指出自己主题板上最弱的一层，并说明打算用什么资料补齐。</w:t>
-      </w:r>
-    </w:p>
     <w:tbl>
       <w:tblPr>
         <w:tblStyle w:val="TableGrid"/>
@@ -1681,31 +1614,6 @@
         <w:t>检查概念句有三个标准：能画、能做、能排除。能画是指它可以转成轮廓或结构图；能做是指可以用样布或白坯验证；能排除是指你知道哪些选择不属于这个系列。第三条最难，也最重要。</w:t>
       </w:r>
     </w:p>
-    <w:p>
-      <w:pPr/>
-      <w:r>
-        <w:rPr>
-          <w:b/>
-        </w:rPr>
-        <w:t>【互动与应答预案】</w:t>
-      </w:r>
-    </w:p>
-    <w:p>
-      <w:pPr>
-        <w:pStyle w:val="LectureBullet"/>
-      </w:pPr>
-      <w:r>
-        <w:t>• 请一名学生念出自己的初稿概念句，全班判断它属于左栏还是右栏。</w:t>
-      </w:r>
-    </w:p>
-    <w:p>
-      <w:pPr>
-        <w:pStyle w:val="LectureBullet"/>
-      </w:pPr>
-      <w:r>
-        <w:t>• 若句子里出现“高级感”“未来感”，追问：“把这个词换成一个可以测量或可以画出来的说法。”</w:t>
-      </w:r>
-    </w:p>
     <w:tbl>
       <w:tblPr>
         <w:tblStyle w:val="TableGrid"/>
@@ -1815,23 +1723,6 @@
         <w:t>第八项“验”经常被忽略。它要写清楚下周用什么方法检查这条规则成立——是元素图、样布，还是白坯。没有验证方式的任务书，只是一份愿望清单。</w:t>
       </w:r>
     </w:p>
-    <w:p>
-      <w:pPr/>
-      <w:r>
-        <w:rPr>
-          <w:b/>
-        </w:rPr>
-        <w:t>【互动与应答预案】</w:t>
-      </w:r>
-    </w:p>
-    <w:p>
-      <w:pPr>
-        <w:pStyle w:val="LectureBullet"/>
-      </w:pPr>
-      <w:r>
-        <w:t>• 请学生数一数自己现在能回答几项，把不能回答的圈出来作为研究任务。</w:t>
-      </w:r>
-    </w:p>
     <w:tbl>
       <w:tblPr>
         <w:tblStyle w:val="TableGrid"/>
@@ -1941,23 +1832,6 @@
         <w:t>这就是系列的基本结构：有一组不变的设计密码，再让它在不同造型中改变强度。五套不是五个独立点子。从下一页起，我们用“主题板实例”倒推主题板、实验和成衣验证。</w:t>
       </w:r>
     </w:p>
-    <w:p>
-      <w:pPr/>
-      <w:r>
-        <w:rPr>
-          <w:b/>
-        </w:rPr>
-        <w:t>【互动与应答预案】</w:t>
-      </w:r>
-    </w:p>
-    <w:p>
-      <w:pPr>
-        <w:pStyle w:val="LectureBullet"/>
-      </w:pPr>
-      <w:r>
-        <w:t>• 请学生用一句话说出“保持”的那一项，教师追问：“如果去掉它，这还是同一个系列吗？”</w:t>
-      </w:r>
-    </w:p>
     <w:tbl>
       <w:tblPr>
         <w:tblStyle w:val="TableGrid"/>
@@ -2083,23 +1957,6 @@
         <w:t>这张板密度很高，坐在后排看不清的同学，请我点开大图。</w:t>
       </w:r>
     </w:p>
-    <w:p>
-      <w:pPr/>
-      <w:r>
-        <w:rPr>
-          <w:b/>
-        </w:rPr>
-        <w:t>【互动与应答预案】</w:t>
-      </w:r>
-    </w:p>
-    <w:p>
-      <w:pPr>
-        <w:pStyle w:val="LectureBullet"/>
-      </w:pPr>
-      <w:r>
-        <w:t>• 请学生对照自己的主题板：“你盯住的是一个对象，还是收集了一堆相似的东西？”</w:t>
-      </w:r>
-    </w:p>
     <w:tbl>
       <w:tblPr>
         <w:tblStyle w:val="TableGrid"/>
@@ -2225,23 +2082,6 @@
         <w:t>现在回到你自己的主题板：你的公开证据能验证到哪一步？哪一步只能写“待验证”？</w:t>
       </w:r>
     </w:p>
-    <w:p>
-      <w:pPr/>
-      <w:r>
-        <w:rPr>
-          <w:b/>
-        </w:rPr>
-        <w:t>【互动与应答预案】</w:t>
-      </w:r>
-    </w:p>
-    <w:p>
-      <w:pPr>
-        <w:pStyle w:val="LectureBullet"/>
-      </w:pPr>
-      <w:r>
-        <w:t>• 若学生问“那另外三套是不是失败了”，回应：“我们没有证据，所以不判断。没有证据时保持沉默，也是专业能力的一部分。”</w:t>
-      </w:r>
-    </w:p>
     <w:tbl>
       <w:tblPr>
         <w:tblStyle w:val="TableGrid"/>
@@ -2367,23 +2207,6 @@
         <w:t>第四步要特别注意：官方板中有AI辅助的组合和效果预演，但材料强度、厚度和缝制可行性仍必须由实体试样验证。AI可以扩大候选，不能替代验证。</w:t>
       </w:r>
     </w:p>
-    <w:p>
-      <w:pPr/>
-      <w:r>
-        <w:rPr>
-          <w:b/>
-        </w:rPr>
-        <w:t>【互动与应答预案】</w:t>
-      </w:r>
-    </w:p>
-    <w:p>
-      <w:pPr>
-        <w:pStyle w:val="LectureBullet"/>
-      </w:pPr>
-      <w:r>
-        <w:t>• 请学生说出自己命题里的“技术支点”是什么；若说不出，提示：“先写一个可以动手试的动作。”</w:t>
-      </w:r>
-    </w:p>
     <w:tbl>
       <w:tblPr>
         <w:tblStyle w:val="TableGrid"/>
@@ -2509,23 +2332,6 @@
         <w:t>最后仍然是证据边界：公开资料展示该代表性造型的全身和近景；其余系列方向以效果图为依据。</w:t>
       </w:r>
     </w:p>
-    <w:p>
-      <w:pPr/>
-      <w:r>
-        <w:rPr>
-          <w:b/>
-        </w:rPr>
-        <w:t>【互动与应答预案】</w:t>
-      </w:r>
-    </w:p>
-    <w:p>
-      <w:pPr>
-        <w:pStyle w:val="LectureBullet"/>
-      </w:pPr>
-      <w:r>
-        <w:t>• 追问：“如果把这条斜向拼合去掉，这件衣服还成立吗？”用它检验代码是否真的是核心。</w:t>
-      </w:r>
-    </w:p>
     <w:tbl>
       <w:tblPr>
         <w:tblStyle w:val="TableGrid"/>
@@ -2659,23 +2465,6 @@
         <w:t>现在回到你自己的材料：来源、物性、寿命、边界四项里，你现在能写满几项？</w:t>
       </w:r>
     </w:p>
-    <w:p>
-      <w:pPr/>
-      <w:r>
-        <w:rPr>
-          <w:b/>
-        </w:rPr>
-        <w:t>【互动与应答预案】</w:t>
-      </w:r>
-    </w:p>
-    <w:p>
-      <w:pPr>
-        <w:pStyle w:val="LectureBullet"/>
-      </w:pPr>
-      <w:r>
-        <w:t>• 若学生说“我用的是环保面料”，追问：“环保在哪一项？来源、寿命，还是可修复性？请指定一项并说出证据。”</w:t>
-      </w:r>
-    </w:p>
     <w:tbl>
       <w:tblPr>
         <w:tblStyle w:val="TableGrid"/>
@@ -2785,31 +2574,6 @@
         <w:t>输出要求只有一条：教师从三米外应能读出主题、人物和矛盾。读不出来，说明层级没排好，不是图不够好看。</w:t>
       </w:r>
     </w:p>
-    <w:p>
-      <w:pPr/>
-      <w:r>
-        <w:rPr>
-          <w:b/>
-        </w:rPr>
-        <w:t>【互动与应答预案】</w:t>
-      </w:r>
-    </w:p>
-    <w:p>
-      <w:pPr>
-        <w:pStyle w:val="LectureBullet"/>
-      </w:pPr>
-      <w:r>
-        <w:t>• 巡视时对每组只问一句：“哪一张图如果删掉，你的判断会改变？”</w:t>
-      </w:r>
-    </w:p>
-    <w:p>
-      <w:pPr>
-        <w:pStyle w:val="LectureBullet"/>
-      </w:pPr>
-      <w:r>
-        <w:t>• 若有小组一直在挑图，提醒：“先放灰块占位，图可以课后换，结构今天必须定。”</w:t>
-      </w:r>
-    </w:p>
     <w:tbl>
       <w:tblPr>
         <w:tblStyle w:val="TableGrid"/>
@@ -3055,23 +2819,6 @@
         <w:t>判断方法很简单：把这条代码去掉，五套是不是就散了？如果散了，它就是真正的代码。</w:t>
       </w:r>
     </w:p>
-    <w:p>
-      <w:pPr/>
-      <w:r>
-        <w:rPr>
-          <w:b/>
-        </w:rPr>
-        <w:t>【互动与应答预案】</w:t>
-      </w:r>
-    </w:p>
-    <w:p>
-      <w:pPr>
-        <w:pStyle w:val="LectureBullet"/>
-      </w:pPr>
-      <w:r>
-        <w:t>• 请学生说出自己的候选代码，教师追问：“它在第一套和第五套上，强度怎么不一样？”</w:t>
-      </w:r>
-    </w:p>
     <w:tbl>
       <w:tblPr>
         <w:tblStyle w:val="TableGrid"/>
@@ -3189,23 +2936,6 @@
         <w:t>另外补充一条边界：极端实验用于发现可能性，不等于所有产品都要保持最高强度。把命题推到极端是为了看清规则在哪里失效，这一页的课后查阅材料里有对照案例。</w:t>
       </w:r>
     </w:p>
-    <w:p>
-      <w:pPr/>
-      <w:r>
-        <w:rPr>
-          <w:b/>
-        </w:rPr>
-        <w:t>【互动与应答预案】</w:t>
-      </w:r>
-    </w:p>
-    <w:p>
-      <w:pPr>
-        <w:pStyle w:val="LectureBullet"/>
-      </w:pPr>
-      <w:r>
-        <w:t>• 请学生指出这五套里“身体距离”最大和最小的两套，并说明中间三套如何过渡。</w:t>
-      </w:r>
-    </w:p>
     <w:tbl>
       <w:tblPr>
         <w:tblStyle w:val="TableGrid"/>
@@ -3323,23 +3053,6 @@
         <w:t>这一点下周会继续用到：你们的五套里，也要有不同的产品角色，不能五套都是同一种品类。</w:t>
       </w:r>
     </w:p>
-    <w:p>
-      <w:pPr/>
-      <w:r>
-        <w:rPr>
-          <w:b/>
-        </w:rPr>
-        <w:t>【互动与应答预案】</w:t>
-      </w:r>
-    </w:p>
-    <w:p>
-      <w:pPr>
-        <w:pStyle w:val="LectureBullet"/>
-      </w:pPr>
-      <w:r>
-        <w:t>• 追问：“如果你的代码要进入一件外套和一条裙子，它分别怎么改变？”</w:t>
-      </w:r>
-    </w:p>
     <w:tbl>
       <w:tblPr>
         <w:tblStyle w:val="TableGrid"/>
@@ -3473,31 +3186,6 @@
         <w:t>这一页是写法示范，你们必须替换成自己的决定。照抄我的例子，等于没有做边界。</w:t>
       </w:r>
     </w:p>
-    <w:p>
-      <w:pPr/>
-      <w:r>
-        <w:rPr>
-          <w:b/>
-        </w:rPr>
-        <w:t>【互动与应答预案】</w:t>
-      </w:r>
-    </w:p>
-    <w:p>
-      <w:pPr>
-        <w:pStyle w:val="LectureBullet"/>
-      </w:pPr>
-      <w:r>
-        <w:t>• 请每人写出一条“排除”，教师随机抽三条念出来，全班判断它是不是真的排除了什么。</w:t>
-      </w:r>
-    </w:p>
-    <w:p>
-      <w:pPr>
-        <w:pStyle w:val="LectureBullet"/>
-      </w:pPr>
-      <w:r>
-        <w:t>• 若学生写“排除不好看的方案”，回应：“这不是边界，这是偏好。请写一个具体的品类、材料或工艺。”</w:t>
-      </w:r>
-    </w:p>
     <w:tbl>
       <w:tblPr>
         <w:tblStyle w:val="TableGrid"/>
@@ -3607,23 +3295,6 @@
         <w:t>固定句式我念一遍，等一下讲评时会用到：“我的证据证明什么；因此承诺通过什么规则解决什么；目前最大风险是什么；下一步用什么验证。”请把这句抄在纸上。</w:t>
       </w:r>
     </w:p>
-    <w:p>
-      <w:pPr/>
-      <w:r>
-        <w:rPr>
-          <w:b/>
-        </w:rPr>
-        <w:t>【互动与应答预案】</w:t>
-      </w:r>
-    </w:p>
-    <w:p>
-      <w:pPr>
-        <w:pStyle w:val="LectureBullet"/>
-      </w:pPr>
-      <w:r>
-        <w:t>• 请一名学生用这个句式说一遍，教师只纠正结构，不评价内容好坏。</w:t>
-      </w:r>
-    </w:p>
     <w:tbl>
       <w:tblPr>
         <w:tblStyle w:val="TableGrid"/>
@@ -3757,31 +3428,6 @@
         <w:t>课堂输出是：主题板骨架一页，加设计任务书初稿一页，加证据编号，加一项验证任务。</w:t>
       </w:r>
     </w:p>
-    <w:p>
-      <w:pPr/>
-      <w:r>
-        <w:rPr>
-          <w:b/>
-        </w:rPr>
-        <w:t>【互动与应答预案】</w:t>
-      </w:r>
-    </w:p>
-    <w:p>
-      <w:pPr>
-        <w:pStyle w:val="LectureBullet"/>
-      </w:pPr>
-      <w:r>
-        <w:t>• 巡视时问：“你的第三项‘题’和第五项‘形’用的是同一组词吗？”不一致的要当场改。</w:t>
-      </w:r>
-    </w:p>
-    <w:p>
-      <w:pPr>
-        <w:pStyle w:val="LectureBullet"/>
-      </w:pPr>
-      <w:r>
-        <w:t>• 若小组卡在编号上，提醒：“编号只是给图片编1到12，不要设计编号系统。”</w:t>
-      </w:r>
-    </w:p>
     <w:tbl>
       <w:tblPr>
         <w:tblStyle w:val="TableGrid"/>
@@ -3899,23 +3545,6 @@
         <w:t>每位同学带走的东西是：保留一项、删除一项、补证一项、验证一项，并圈定最先执行的两项修改。</w:t>
       </w:r>
     </w:p>
-    <w:p>
-      <w:pPr/>
-      <w:r>
-        <w:rPr>
-          <w:b/>
-        </w:rPr>
-        <w:t>【互动与应答预案】</w:t>
-      </w:r>
-    </w:p>
-    <w:p>
-      <w:pPr>
-        <w:pStyle w:val="LectureBullet"/>
-      </w:pPr>
-      <w:r>
-        <w:t>• 若某组变成互相称赞，介入一次：“请只说一条你会删掉的东西。”</w:t>
-      </w:r>
-    </w:p>
     <w:tbl>
       <w:tblPr>
         <w:tblStyle w:val="TableGrid"/>
@@ -4140,23 +3769,6 @@
       </w:pPr>
       <w:r>
         <w:t>第二，概念句写在主题板右上角，四十五字以内。第三，课堂修正稿不交，但须和主题板一并带到第05周。</w:t>
-      </w:r>
-    </w:p>
-    <w:p>
-      <w:pPr/>
-      <w:r>
-        <w:rPr>
-          <w:b/>
-        </w:rPr>
-        <w:t>【互动与应答预案】</w:t>
-      </w:r>
-    </w:p>
-    <w:p>
-      <w:pPr>
-        <w:pStyle w:val="LectureBullet"/>
-      </w:pPr>
-      <w:r>
-        <w:t>• 若学生问“可以电子版吗”，回应：“电子版按规格提交，但纸质稿仍要到堂，因为下周要在纸上直接标注。”</w:t>
       </w:r>
     </w:p>
     <w:tbl>

--- a/docs/jiangao/《女装设计III》第04周_中国大陆课堂完整讲稿_中文.docx
+++ b/docs/jiangao/《女装设计III》第04周_中国大陆课堂完整讲稿_中文.docx
@@ -912,14 +912,6 @@
         <w:pStyle w:val="LectureBullet"/>
       </w:pPr>
       <w:r>
-        <w:t>• 教师：15分钟与18分钟计时器、主题板五层空白模板、设计任务书八项空白表、Gate 1判定四项投影页。</w:t>
-      </w:r>
-    </w:p>
-    <w:p>
-      <w:pPr>
-        <w:pStyle w:val="LectureBullet"/>
-      </w:pPr>
-      <w:r>
         <w:t>• 课堂资料：院校案例只作方法观察；未取得公开许可的访谈材料只在受控课堂查看，不进入本周提交件。</w:t>
       </w:r>
     </w:p>
@@ -1013,15 +1005,6 @@
       </w:tr>
     </w:tbl>
     <w:p>
-      <w:pPr/>
-      <w:r>
-        <w:rPr>
-          <w:b/>
-        </w:rPr>
-        <w:t>【教师讲稿｜可直接发言】</w:t>
-      </w:r>
-    </w:p>
-    <w:p>
       <w:pPr>
         <w:pStyle w:val="SpokenText"/>
       </w:pPr>
@@ -1114,15 +1097,6 @@
       </w:tr>
     </w:tbl>
     <w:p>
-      <w:pPr/>
-      <w:r>
-        <w:rPr>
-          <w:b/>
-        </w:rPr>
-        <w:t>【教师讲稿｜可直接发言】</w:t>
-      </w:r>
-    </w:p>
-    <w:p>
       <w:pPr>
         <w:pStyle w:val="SpokenText"/>
       </w:pPr>
@@ -1215,15 +1189,6 @@
       </w:tr>
     </w:tbl>
     <w:p>
-      <w:pPr/>
-      <w:r>
-        <w:rPr>
-          <w:b/>
-        </w:rPr>
-        <w:t>【教师讲稿｜可直接发言】</w:t>
-      </w:r>
-    </w:p>
-    <w:p>
       <w:pPr>
         <w:pStyle w:val="SpokenText"/>
       </w:pPr>
@@ -1340,15 +1305,6 @@
       </w:tr>
     </w:tbl>
     <w:p>
-      <w:pPr/>
-      <w:r>
-        <w:rPr>
-          <w:b/>
-        </w:rPr>
-        <w:t>【教师讲稿｜可直接发言】</w:t>
-      </w:r>
-    </w:p>
-    <w:p>
       <w:pPr>
         <w:pStyle w:val="SpokenText"/>
       </w:pPr>
@@ -1465,15 +1421,6 @@
       </w:tr>
     </w:tbl>
     <w:p>
-      <w:pPr/>
-      <w:r>
-        <w:rPr>
-          <w:b/>
-        </w:rPr>
-        <w:t>【教师讲稿｜可直接发言】</w:t>
-      </w:r>
-    </w:p>
-    <w:p>
       <w:pPr>
         <w:pStyle w:val="SpokenText"/>
       </w:pPr>
@@ -1574,15 +1521,6 @@
       </w:tr>
     </w:tbl>
     <w:p>
-      <w:pPr/>
-      <w:r>
-        <w:rPr>
-          <w:b/>
-        </w:rPr>
-        <w:t>【教师讲稿｜可直接发言】</w:t>
-      </w:r>
-    </w:p>
-    <w:p>
       <w:pPr>
         <w:pStyle w:val="SpokenText"/>
       </w:pPr>
@@ -1691,15 +1629,6 @@
       </w:tr>
     </w:tbl>
     <w:p>
-      <w:pPr/>
-      <w:r>
-        <w:rPr>
-          <w:b/>
-        </w:rPr>
-        <w:t>【教师讲稿｜可直接发言】</w:t>
-      </w:r>
-    </w:p>
-    <w:p>
       <w:pPr>
         <w:pStyle w:val="SpokenText"/>
       </w:pPr>
@@ -1800,15 +1729,6 @@
       </w:tr>
     </w:tbl>
     <w:p>
-      <w:pPr/>
-      <w:r>
-        <w:rPr>
-          <w:b/>
-        </w:rPr>
-        <w:t>【教师讲稿｜可直接发言】</w:t>
-      </w:r>
-    </w:p>
-    <w:p>
       <w:pPr>
         <w:pStyle w:val="SpokenText"/>
       </w:pPr>
@@ -1909,15 +1829,6 @@
       </w:tr>
     </w:tbl>
     <w:p>
-      <w:pPr/>
-      <w:r>
-        <w:rPr>
-          <w:b/>
-        </w:rPr>
-        <w:t>【教师讲稿｜可直接发言】</w:t>
-      </w:r>
-    </w:p>
-    <w:p>
       <w:pPr>
         <w:pStyle w:val="SpokenText"/>
       </w:pPr>
@@ -2034,15 +1945,6 @@
       </w:tr>
     </w:tbl>
     <w:p>
-      <w:pPr/>
-      <w:r>
-        <w:rPr>
-          <w:b/>
-        </w:rPr>
-        <w:t>【教师讲稿｜可直接发言】</w:t>
-      </w:r>
-    </w:p>
-    <w:p>
       <w:pPr>
         <w:pStyle w:val="SpokenText"/>
       </w:pPr>
@@ -2159,15 +2061,6 @@
       </w:tr>
     </w:tbl>
     <w:p>
-      <w:pPr/>
-      <w:r>
-        <w:rPr>
-          <w:b/>
-        </w:rPr>
-        <w:t>【教师讲稿｜可直接发言】</w:t>
-      </w:r>
-    </w:p>
-    <w:p>
       <w:pPr>
         <w:pStyle w:val="SpokenText"/>
       </w:pPr>
@@ -2284,15 +2177,6 @@
       </w:tr>
     </w:tbl>
     <w:p>
-      <w:pPr/>
-      <w:r>
-        <w:rPr>
-          <w:b/>
-        </w:rPr>
-        <w:t>【教师讲稿｜可直接发言】</w:t>
-      </w:r>
-    </w:p>
-    <w:p>
       <w:pPr>
         <w:pStyle w:val="SpokenText"/>
       </w:pPr>
@@ -2409,15 +2293,6 @@
       </w:tr>
     </w:tbl>
     <w:p>
-      <w:pPr/>
-      <w:r>
-        <w:rPr>
-          <w:b/>
-        </w:rPr>
-        <w:t>【教师讲稿｜可直接发言】</w:t>
-      </w:r>
-    </w:p>
-    <w:p>
       <w:pPr>
         <w:pStyle w:val="SpokenText"/>
       </w:pPr>
@@ -2542,15 +2417,6 @@
       </w:tr>
     </w:tbl>
     <w:p>
-      <w:pPr/>
-      <w:r>
-        <w:rPr>
-          <w:b/>
-        </w:rPr>
-        <w:t>【教师讲稿｜可直接发言】</w:t>
-      </w:r>
-    </w:p>
-    <w:p>
       <w:pPr>
         <w:pStyle w:val="SpokenText"/>
       </w:pPr>
@@ -2686,15 +2552,6 @@
       </w:tr>
     </w:tbl>
     <w:p>
-      <w:pPr/>
-      <w:r>
-        <w:rPr>
-          <w:b/>
-        </w:rPr>
-        <w:t>【教师讲稿｜可直接发言】</w:t>
-      </w:r>
-    </w:p>
-    <w:p>
       <w:pPr>
         <w:pStyle w:val="SpokenText"/>
       </w:pPr>
@@ -2787,15 +2644,6 @@
       </w:tr>
     </w:tbl>
     <w:p>
-      <w:pPr/>
-      <w:r>
-        <w:rPr>
-          <w:b/>
-        </w:rPr>
-        <w:t>【教师讲稿｜可直接发言】</w:t>
-      </w:r>
-    </w:p>
-    <w:p>
       <w:pPr>
         <w:pStyle w:val="SpokenText"/>
       </w:pPr>
@@ -2896,15 +2744,6 @@
       </w:tr>
     </w:tbl>
     <w:p>
-      <w:pPr/>
-      <w:r>
-        <w:rPr>
-          <w:b/>
-        </w:rPr>
-        <w:t>【教师讲稿｜可直接发言】</w:t>
-      </w:r>
-    </w:p>
-    <w:p>
       <w:pPr>
         <w:pStyle w:val="SpokenText"/>
       </w:pPr>
@@ -3013,15 +2852,6 @@
       </w:tr>
     </w:tbl>
     <w:p>
-      <w:pPr/>
-      <w:r>
-        <w:rPr>
-          <w:b/>
-        </w:rPr>
-        <w:t>【教师讲稿｜可直接发言】</w:t>
-      </w:r>
-    </w:p>
-    <w:p>
       <w:pPr>
         <w:pStyle w:val="SpokenText"/>
       </w:pPr>
@@ -3130,15 +2960,6 @@
       </w:tr>
     </w:tbl>
     <w:p>
-      <w:pPr/>
-      <w:r>
-        <w:rPr>
-          <w:b/>
-        </w:rPr>
-        <w:t>【教师讲稿｜可直接发言】</w:t>
-      </w:r>
-    </w:p>
-    <w:p>
       <w:pPr>
         <w:pStyle w:val="SpokenText"/>
       </w:pPr>
@@ -3263,15 +3084,6 @@
       </w:tr>
     </w:tbl>
     <w:p>
-      <w:pPr/>
-      <w:r>
-        <w:rPr>
-          <w:b/>
-        </w:rPr>
-        <w:t>【教师讲稿｜可直接发言】</w:t>
-      </w:r>
-    </w:p>
-    <w:p>
       <w:pPr>
         <w:pStyle w:val="SpokenText"/>
       </w:pPr>
@@ -3372,15 +3184,6 @@
       </w:tr>
     </w:tbl>
     <w:p>
-      <w:pPr/>
-      <w:r>
-        <w:rPr>
-          <w:b/>
-        </w:rPr>
-        <w:t>【教师讲稿｜可直接发言】</w:t>
-      </w:r>
-    </w:p>
-    <w:p>
       <w:pPr>
         <w:pStyle w:val="SpokenText"/>
       </w:pPr>
@@ -3505,15 +3308,6 @@
       </w:tr>
     </w:tbl>
     <w:p>
-      <w:pPr/>
-      <w:r>
-        <w:rPr>
-          <w:b/>
-        </w:rPr>
-        <w:t>【教师讲稿｜可直接发言】</w:t>
-      </w:r>
-    </w:p>
-    <w:p>
       <w:pPr>
         <w:pStyle w:val="SpokenText"/>
       </w:pPr>
@@ -3622,15 +3416,6 @@
       </w:tr>
     </w:tbl>
     <w:p>
-      <w:pPr/>
-      <w:r>
-        <w:rPr>
-          <w:b/>
-        </w:rPr>
-        <w:t>【教师讲稿｜可直接发言】</w:t>
-      </w:r>
-    </w:p>
-    <w:p>
       <w:pPr>
         <w:pStyle w:val="SpokenText"/>
       </w:pPr>
@@ -3739,15 +3524,6 @@
       </w:tr>
     </w:tbl>
     <w:p>
-      <w:pPr/>
-      <w:r>
-        <w:rPr>
-          <w:b/>
-        </w:rPr>
-        <w:t>【教师讲稿｜可直接发言】</w:t>
-      </w:r>
-    </w:p>
-    <w:p>
       <w:pPr>
         <w:pStyle w:val="SpokenText"/>
       </w:pPr>
@@ -3848,15 +3624,6 @@
       </w:tr>
     </w:tbl>
     <w:p>
-      <w:pPr/>
-      <w:r>
-        <w:rPr>
-          <w:b/>
-        </w:rPr>
-        <w:t>【教师讲稿｜可直接发言】</w:t>
-      </w:r>
-    </w:p>
-    <w:p>
       <w:pPr>
         <w:pStyle w:val="SpokenText"/>
       </w:pPr>
@@ -3927,129 +3694,6 @@
       </w:pPr>
       <w:r>
         <w:t>• “期末评价连接”：六项终期评价标准全文，学期内随时对照。</w:t>
-      </w:r>
-    </w:p>
-    <w:p>
-      <w:pPr/>
-      <w:r>
-        <w:rPr>
-          <w:b/>
-        </w:rPr>
-        <w:t>【二｜计时口令（可直接照念）】</w:t>
-      </w:r>
-    </w:p>
-    <w:p>
-      <w:pPr>
-        <w:pStyle w:val="LectureBullet"/>
-      </w:pPr>
-      <w:r>
-        <w:t>• 第1课时实操：“十五分钟开始。前三分钟只写命题，不选图。”／“还剩四分钟，请开始写三条标准。”</w:t>
-      </w:r>
-    </w:p>
-    <w:p>
-      <w:pPr>
-        <w:pStyle w:val="LectureBullet"/>
-      </w:pPr>
-      <w:r>
-        <w:t>• 第2课时实操：“十八分钟开始。前三分钟写概念句，四十五字以内。”／“还剩四分钟，只保留一个最大风险。”</w:t>
-      </w:r>
-    </w:p>
-    <w:p>
-      <w:pPr>
-        <w:pStyle w:val="LectureBullet"/>
-      </w:pPr>
-      <w:r>
-        <w:t>• 同伴讲评：“每人一分钟说明，一分钟反馈。现在换第二位。”</w:t>
-      </w:r>
-    </w:p>
-    <w:p>
-      <w:pPr/>
-      <w:r>
-        <w:rPr>
-          <w:b/>
-        </w:rPr>
-        <w:t>【三｜常见误解与标准回应】</w:t>
-      </w:r>
-    </w:p>
-    <w:p>
-      <w:pPr>
-        <w:pStyle w:val="LectureBullet"/>
-      </w:pPr>
-      <w:r>
-        <w:t>• “主题板就是找好看的图” → “主题板是视觉论证。每张图都要回答：它改变了我的哪一个决定。”</w:t>
-      </w:r>
-    </w:p>
-    <w:p>
-      <w:pPr>
-        <w:pStyle w:val="LectureBullet"/>
-      </w:pPr>
-      <w:r>
-        <w:t>• “概念句写不出来是因为想法还不成熟” → “通常相反。写不出来是因为证据不足。回到第三层看看哪一层是空的。”</w:t>
-      </w:r>
-    </w:p>
-    <w:p>
-      <w:pPr>
-        <w:pStyle w:val="LectureBullet"/>
-      </w:pPr>
-      <w:r>
-        <w:t>• “边界会限制创意” → “边界让你知道在哪里可以用力。没有边界的方案，下周无法开始元素提取。”</w:t>
-      </w:r>
-    </w:p>
-    <w:p>
-      <w:pPr>
-        <w:pStyle w:val="LectureBullet"/>
-      </w:pPr>
-      <w:r>
-        <w:t>• “可持续是加分项” → “没有来源、物性、寿命和边界四项证据时，它是减分项，因为它是没有依据的主张。”</w:t>
-      </w:r>
-    </w:p>
-    <w:p>
-      <w:pPr/>
-      <w:r>
-        <w:rPr>
-          <w:b/>
-        </w:rPr>
-        <w:t>【四｜中国大陆课堂中的跨文化表达提醒】</w:t>
-      </w:r>
-    </w:p>
-    <w:p>
-      <w:pPr>
-        <w:pStyle w:val="LectureBullet"/>
-      </w:pPr>
-      <w:r>
-        <w:t>• 讲中国院校案例时使用“本土语境”“中国大陆院校公开资料”，避免外籍教师使用“我们国家”造成指代混乱。</w:t>
-      </w:r>
-    </w:p>
-    <w:p>
-      <w:pPr>
-        <w:pStyle w:val="LectureBullet"/>
-      </w:pPr>
-      <w:r>
-        <w:t>• 不要把“中国女性”“东方气质”当作统一类别；始终回到具体人的场合、动作与访谈原句。</w:t>
-      </w:r>
-    </w:p>
-    <w:p>
-      <w:pPr>
-        <w:pStyle w:val="LectureBullet"/>
-      </w:pPr>
-      <w:r>
-        <w:t>• 讲传统工艺（如寄木细工的转译、花窗光影）时使用“结构转译、材料原理、制作逻辑”，避免把文化简化成可复制的纹样。</w:t>
-      </w:r>
-    </w:p>
-    <w:p>
-      <w:pPr>
-        <w:pStyle w:val="LectureBullet"/>
-      </w:pPr>
-      <w:r>
-        <w:t>• 涉及院校作品时使用“官方公开页面显示”“公开证据可验证到这一步”“未公开部分不作推断”等限定语。</w:t>
-      </w:r>
-    </w:p>
-    <w:p>
-      <w:pPr>
-        <w:pStyle w:val="LectureBullet"/>
-      </w:pPr>
-      <w:r>
-        <w:t>• 发音不确定时可直接说：“这个专业词我再说一遍，请大家同时看屏幕文字。”清楚比快速更重要。</w:t>
       </w:r>
     </w:p>
     <w:p>

--- a/docs/jiangao/《女装设计III》第04周_中国大陆课堂完整讲稿_中文.docx
+++ b/docs/jiangao/《女装设计III》第04周_中国大陆课堂完整讲稿_中文.docx
@@ -974,36 +974,6 @@
         <w:t>建议时间：0.5分钟　｜　课堂功能：开场，点明本周的两个交付物</w:t>
       </w:r>
     </w:p>
-    <w:tbl>
-      <w:tblPr>
-        <w:tblStyle w:val="TableGrid"/>
-        <w:tblW w:type="auto" w:w="0"/>
-        <w:tblLook w:firstColumn="1" w:firstRow="1" w:lastColumn="0" w:lastRow="0" w:noHBand="0" w:noVBand="1" w:val="04A0"/>
-      </w:tblPr>
-      <w:tblGrid>
-        <w:gridCol w:w="9524"/>
-      </w:tblGrid>
-      <w:tr>
-        <w:tc>
-          <w:tcPr>
-            <w:tcW w:type="dxa" w:w="9524"/>
-            <w:shd w:val="clear" w:fill="F2F2F2"/>
-          </w:tcPr>
-          <w:p>
-            <w:pPr>
-              <w:pStyle w:val="LectureBullet"/>
-            </w:pPr>
-            <w:r/>
-            <w:r>
-              <w:rPr>
-                <w:sz w:val="19"/>
-              </w:rPr>
-              <w:t>【教师动作｜不发言】 显示封面五套造型；不逐套讲解，只用手划一次“证据—承诺”两个词。</w:t>
-            </w:r>
-          </w:p>
-        </w:tc>
-      </w:tr>
-    </w:tbl>
     <w:p>
       <w:pPr>
         <w:pStyle w:val="SpokenText"/>
@@ -1066,36 +1036,6 @@
         <w:t>建议时间：1分钟　｜　课堂功能：定位第04周在课程链中的作用</w:t>
       </w:r>
     </w:p>
-    <w:tbl>
-      <w:tblPr>
-        <w:tblStyle w:val="TableGrid"/>
-        <w:tblW w:type="auto" w:w="0"/>
-        <w:tblLook w:firstColumn="1" w:firstRow="1" w:lastColumn="0" w:lastRow="0" w:noHBand="0" w:noVBand="1" w:val="04A0"/>
-      </w:tblPr>
-      <w:tblGrid>
-        <w:gridCol w:w="9524"/>
-      </w:tblGrid>
-      <w:tr>
-        <w:tc>
-          <w:tcPr>
-            <w:tcW w:type="dxa" w:w="9524"/>
-            <w:shd w:val="clear" w:fill="F2F2F2"/>
-          </w:tcPr>
-          <w:p>
-            <w:pPr>
-              <w:pStyle w:val="LectureBullet"/>
-            </w:pPr>
-            <w:r/>
-            <w:r>
-              <w:rPr>
-                <w:sz w:val="19"/>
-              </w:rPr>
-              <w:t>【教师动作｜不发言】 快速指向01–04、05–08两段，不展开后八周。</w:t>
-            </w:r>
-          </w:p>
-        </w:tc>
-      </w:tr>
-    </w:tbl>
     <w:p>
       <w:pPr>
         <w:pStyle w:val="SpokenText"/>
@@ -1158,36 +1098,6 @@
         <w:t>建议时间：2分钟　｜　课堂功能：明确四项交付物与本周学情、重难点</w:t>
       </w:r>
     </w:p>
-    <w:tbl>
-      <w:tblPr>
-        <w:tblStyle w:val="TableGrid"/>
-        <w:tblW w:type="auto" w:w="0"/>
-        <w:tblLook w:firstColumn="1" w:firstRow="1" w:lastColumn="0" w:lastRow="0" w:noHBand="0" w:noVBand="1" w:val="04A0"/>
-      </w:tblPr>
-      <w:tblGrid>
-        <w:gridCol w:w="9524"/>
-      </w:tblGrid>
-      <w:tr>
-        <w:tc>
-          <w:tcPr>
-            <w:tcW w:type="dxa" w:w="9524"/>
-            <w:shd w:val="clear" w:fill="F2F2F2"/>
-          </w:tcPr>
-          <w:p>
-            <w:pPr>
-              <w:pStyle w:val="LectureBullet"/>
-            </w:pPr>
-            <w:r/>
-            <w:r>
-              <w:rPr>
-                <w:sz w:val="19"/>
-              </w:rPr>
-              <w:t>【教师动作｜不发言】 依次指向筛选、组织、承诺、边界四张卡；在黑板写“为什么保留？”五个字。</w:t>
-            </w:r>
-          </w:p>
-        </w:tc>
-      </w:tr>
-    </w:tbl>
     <w:p>
       <w:pPr>
         <w:pStyle w:val="SpokenText"/>
@@ -1274,36 +1184,6 @@
         <w:t>建议时间：4.5分钟（含开场回收3分钟）　｜　课堂功能：第03周→第04周衔接与材料确认</w:t>
       </w:r>
     </w:p>
-    <w:tbl>
-      <w:tblPr>
-        <w:tblStyle w:val="TableGrid"/>
-        <w:tblW w:type="auto" w:w="0"/>
-        <w:tblLook w:firstColumn="1" w:firstRow="1" w:lastColumn="0" w:lastRow="0" w:noHBand="0" w:noVBand="1" w:val="04A0"/>
-      </w:tblPr>
-      <w:tblGrid>
-        <w:gridCol w:w="9524"/>
-      </w:tblGrid>
-      <w:tr>
-        <w:tc>
-          <w:tcPr>
-            <w:tcW w:type="dxa" w:w="9524"/>
-            <w:shd w:val="clear" w:fill="F2F2F2"/>
-          </w:tcPr>
-          <w:p>
-            <w:pPr>
-              <w:pStyle w:val="LectureBullet"/>
-            </w:pPr>
-            <w:r/>
-            <w:r>
-              <w:rPr>
-                <w:sz w:val="19"/>
-              </w:rPr>
-              <w:t>【教师动作｜不发言】 先做3分钟开场回收：确认问题板已交课程群、纸质稿在桌上；匿名读2份第03周一句话小结并点评。然后再讲对照表。</w:t>
-            </w:r>
-          </w:p>
-        </w:tc>
-      </w:tr>
-    </w:tbl>
     <w:p>
       <w:pPr>
         <w:pStyle w:val="SpokenText"/>
@@ -1390,36 +1270,6 @@
         <w:t>建议时间：2.5分钟　｜　课堂功能：建立主题板的五层结构与图片总量</w:t>
       </w:r>
     </w:p>
-    <w:tbl>
-      <w:tblPr>
-        <w:tblStyle w:val="TableGrid"/>
-        <w:tblW w:type="auto" w:w="0"/>
-        <w:tblLook w:firstColumn="1" w:firstRow="1" w:lastColumn="0" w:lastRow="0" w:noHBand="0" w:noVBand="1" w:val="04A0"/>
-      </w:tblPr>
-      <w:tblGrid>
-        <w:gridCol w:w="9524"/>
-      </w:tblGrid>
-      <w:tr>
-        <w:tc>
-          <w:tcPr>
-            <w:tcW w:type="dxa" w:w="9524"/>
-            <w:shd w:val="clear" w:fill="F2F2F2"/>
-          </w:tcPr>
-          <w:p>
-            <w:pPr>
-              <w:pStyle w:val="LectureBullet"/>
-            </w:pPr>
-            <w:r/>
-            <w:r>
-              <w:rPr>
-                <w:sz w:val="19"/>
-              </w:rPr>
-              <w:t>【教师动作｜不发言】 依次指向五层；在“形式线索”层停顿，强调它必须能被前四层解释。</w:t>
-            </w:r>
-          </w:p>
-        </w:tc>
-      </w:tr>
-    </w:tbl>
     <w:p>
       <w:pPr>
         <w:pStyle w:val="SpokenText"/>
@@ -1490,36 +1340,6 @@
         <w:t>建议时间：3分钟　｜　课堂功能：概念句写作训练（本周核心难点之一）</w:t>
       </w:r>
     </w:p>
-    <w:tbl>
-      <w:tblPr>
-        <w:tblStyle w:val="TableGrid"/>
-        <w:tblW w:type="auto" w:w="0"/>
-        <w:tblLook w:firstColumn="1" w:firstRow="1" w:lastColumn="0" w:lastRow="0" w:noHBand="0" w:noVBand="1" w:val="04A0"/>
-      </w:tblPr>
-      <w:tblGrid>
-        <w:gridCol w:w="9524"/>
-      </w:tblGrid>
-      <w:tr>
-        <w:tc>
-          <w:tcPr>
-            <w:tcW w:type="dxa" w:w="9524"/>
-            <w:shd w:val="clear" w:fill="F2F2F2"/>
-          </w:tcPr>
-          <w:p>
-            <w:pPr>
-              <w:pStyle w:val="LectureBullet"/>
-            </w:pPr>
-            <w:r/>
-            <w:r>
-              <w:rPr>
-                <w:sz w:val="19"/>
-              </w:rPr>
-              <w:t>【教师动作｜不发言】 先遮住右栏，只读左栏的空泛句；请学生指出它缺什么，再打开右栏对照。</w:t>
-            </w:r>
-          </w:p>
-        </w:tc>
-      </w:tr>
-    </w:tbl>
     <w:p>
       <w:pPr>
         <w:pStyle w:val="SpokenText"/>
@@ -1598,36 +1418,6 @@
         <w:t>建议时间：2分钟　｜　课堂功能：介绍设计任务书八项</w:t>
       </w:r>
     </w:p>
-    <w:tbl>
-      <w:tblPr>
-        <w:tblStyle w:val="TableGrid"/>
-        <w:tblW w:type="auto" w:w="0"/>
-        <w:tblLook w:firstColumn="1" w:firstRow="1" w:lastColumn="0" w:lastRow="0" w:noHBand="0" w:noVBand="1" w:val="04A0"/>
-      </w:tblPr>
-      <w:tblGrid>
-        <w:gridCol w:w="9524"/>
-      </w:tblGrid>
-      <w:tr>
-        <w:tc>
-          <w:tcPr>
-            <w:tcW w:type="dxa" w:w="9524"/>
-            <w:shd w:val="clear" w:fill="F2F2F2"/>
-          </w:tcPr>
-          <w:p>
-            <w:pPr>
-              <w:pStyle w:val="LectureBullet"/>
-            </w:pPr>
-            <w:r/>
-            <w:r>
-              <w:rPr>
-                <w:sz w:val="19"/>
-              </w:rPr>
-              <w:t>【教师动作｜不发言】 指向八项：人、场、题、品、形、材、责、验；在“验”上停顿。</w:t>
-            </w:r>
-          </w:p>
-        </w:tc>
-      </w:tr>
-    </w:tbl>
     <w:p>
       <w:pPr>
         <w:pStyle w:val="SpokenText"/>
@@ -1698,36 +1488,6 @@
         <w:t>建议时间：2分钟　｜　课堂功能：系列预读方法（保持项与变化项）</w:t>
       </w:r>
     </w:p>
-    <w:tbl>
-      <w:tblPr>
-        <w:tblStyle w:val="TableGrid"/>
-        <w:tblW w:type="auto" w:w="0"/>
-        <w:tblLook w:firstColumn="1" w:firstRow="1" w:lastColumn="0" w:lastRow="0" w:noHBand="0" w:noVBand="1" w:val="04A0"/>
-      </w:tblPr>
-      <w:tblGrid>
-        <w:gridCol w:w="9524"/>
-      </w:tblGrid>
-      <w:tr>
-        <w:tc>
-          <w:tcPr>
-            <w:tcW w:type="dxa" w:w="9524"/>
-            <w:shd w:val="clear" w:fill="F2F2F2"/>
-          </w:tcPr>
-          <w:p>
-            <w:pPr>
-              <w:pStyle w:val="LectureBullet"/>
-            </w:pPr>
-            <w:r/>
-            <w:r>
-              <w:rPr>
-                <w:sz w:val="19"/>
-              </w:rPr>
-              <w:t>【教师动作｜不发言】 先只显示图片不读文字，请学生找共同点；30秒后再打开分析栏。</w:t>
-            </w:r>
-          </w:p>
-        </w:tc>
-      </w:tr>
-    </w:tbl>
     <w:p>
       <w:pPr>
         <w:pStyle w:val="SpokenText"/>
@@ -1798,36 +1558,6 @@
         <w:t>建议时间：2.5分钟　｜　课堂功能：真实主题板的结构观察</w:t>
       </w:r>
     </w:p>
-    <w:tbl>
-      <w:tblPr>
-        <w:tblStyle w:val="TableGrid"/>
-        <w:tblW w:type="auto" w:w="0"/>
-        <w:tblLook w:firstColumn="1" w:firstRow="1" w:lastColumn="0" w:lastRow="0" w:noHBand="0" w:noVBand="1" w:val="04A0"/>
-      </w:tblPr>
-      <w:tblGrid>
-        <w:gridCol w:w="9524"/>
-      </w:tblGrid>
-      <w:tr>
-        <w:tc>
-          <w:tcPr>
-            <w:tcW w:type="dxa" w:w="9524"/>
-            <w:shd w:val="clear" w:fill="F2F2F2"/>
-          </w:tcPr>
-          <w:p>
-            <w:pPr>
-              <w:pStyle w:val="LectureBullet"/>
-            </w:pPr>
-            <w:r/>
-            <w:r>
-              <w:rPr>
-                <w:sz w:val="19"/>
-              </w:rPr>
-              <w:t>【教师动作｜不发言】 提醒学生这张板可以点击放大；先看主证据区，再看空间证据区。</w:t>
-            </w:r>
-          </w:p>
-        </w:tc>
-      </w:tr>
-    </w:tbl>
     <w:p>
       <w:pPr>
         <w:pStyle w:val="SpokenText"/>
@@ -1914,36 +1644,6 @@
         <w:t>建议时间：2.5分钟　｜　课堂功能：证据边界的示范（本周伦理重点）</w:t>
       </w:r>
     </w:p>
-    <w:tbl>
-      <w:tblPr>
-        <w:tblStyle w:val="TableGrid"/>
-        <w:tblW w:type="auto" w:w="0"/>
-        <w:tblLook w:firstColumn="1" w:firstRow="1" w:lastColumn="0" w:lastRow="0" w:noHBand="0" w:noVBand="1" w:val="04A0"/>
-      </w:tblPr>
-      <w:tblGrid>
-        <w:gridCol w:w="9524"/>
-      </w:tblGrid>
-      <w:tr>
-        <w:tc>
-          <w:tcPr>
-            <w:tcW w:type="dxa" w:w="9524"/>
-            <w:shd w:val="clear" w:fill="F2F2F2"/>
-          </w:tcPr>
-          <w:p>
-            <w:pPr>
-              <w:pStyle w:val="LectureBullet"/>
-            </w:pPr>
-            <w:r/>
-            <w:r>
-              <w:rPr>
-                <w:sz w:val="19"/>
-              </w:rPr>
-              <w:t>【教师动作｜不发言】 三张成衣视角较小，主动说明可以点击放大。</w:t>
-            </w:r>
-          </w:p>
-        </w:tc>
-      </w:tr>
-    </w:tbl>
     <w:p>
       <w:pPr>
         <w:pStyle w:val="SpokenText"/>
@@ -2030,36 +1730,6 @@
         <w:t>建议时间：2.5分钟　｜　课堂功能：材料原理→设计规则的转译</w:t>
       </w:r>
     </w:p>
-    <w:tbl>
-      <w:tblPr>
-        <w:tblStyle w:val="TableGrid"/>
-        <w:tblW w:type="auto" w:w="0"/>
-        <w:tblLook w:firstColumn="1" w:firstRow="1" w:lastColumn="0" w:lastRow="0" w:noHBand="0" w:noVBand="1" w:val="04A0"/>
-      </w:tblPr>
-      <w:tblGrid>
-        <w:gridCol w:w="9524"/>
-      </w:tblGrid>
-      <w:tr>
-        <w:tc>
-          <w:tcPr>
-            <w:tcW w:type="dxa" w:w="9524"/>
-            <w:shd w:val="clear" w:fill="F2F2F2"/>
-          </w:tcPr>
-          <w:p>
-            <w:pPr>
-              <w:pStyle w:val="LectureBullet"/>
-            </w:pPr>
-            <w:r/>
-            <w:r>
-              <w:rPr>
-                <w:sz w:val="19"/>
-              </w:rPr>
-              <w:t>【教师动作｜不发言】 指向灵感版与AI流程板两张图；在“AI边界”一条上停顿。</w:t>
-            </w:r>
-          </w:p>
-        </w:tc>
-      </w:tr>
-    </w:tbl>
     <w:p>
       <w:pPr>
         <w:pStyle w:val="SpokenText"/>
@@ -2146,36 +1816,6 @@
         <w:t>建议时间：2.5分钟　｜　课堂功能：检查材料原理是否真正控制结构</w:t>
       </w:r>
     </w:p>
-    <w:tbl>
-      <w:tblPr>
-        <w:tblStyle w:val="TableGrid"/>
-        <w:tblW w:type="auto" w:w="0"/>
-        <w:tblLook w:firstColumn="1" w:firstRow="1" w:lastColumn="0" w:lastRow="0" w:noHBand="0" w:noVBand="1" w:val="04A0"/>
-      </w:tblPr>
-      <w:tblGrid>
-        <w:gridCol w:w="9524"/>
-      </w:tblGrid>
-      <w:tr>
-        <w:tc>
-          <w:tcPr>
-            <w:tcW w:type="dxa" w:w="9524"/>
-            <w:shd w:val="clear" w:fill="F2F2F2"/>
-          </w:tcPr>
-          <w:p>
-            <w:pPr>
-              <w:pStyle w:val="LectureBullet"/>
-            </w:pPr>
-            <w:r/>
-            <w:r>
-              <w:rPr>
-                <w:sz w:val="19"/>
-              </w:rPr>
-              <w:t>【教师动作｜不发言】 先看全身图，再看近景；提醒“先看原理，再看风格”。</w:t>
-            </w:r>
-          </w:p>
-        </w:tc>
-      </w:tr>
-    </w:tbl>
     <w:p>
       <w:pPr>
         <w:pStyle w:val="SpokenText"/>
@@ -2262,36 +1902,6 @@
         <w:t>建议时间：2.5分钟　｜　课堂功能：可持续主张的证据要求</w:t>
       </w:r>
     </w:p>
-    <w:tbl>
-      <w:tblPr>
-        <w:tblStyle w:val="TableGrid"/>
-        <w:tblW w:type="auto" w:w="0"/>
-        <w:tblLook w:firstColumn="1" w:firstRow="1" w:lastColumn="0" w:lastRow="0" w:noHBand="0" w:noVBand="1" w:val="04A0"/>
-      </w:tblPr>
-      <w:tblGrid>
-        <w:gridCol w:w="9524"/>
-      </w:tblGrid>
-      <w:tr>
-        <w:tc>
-          <w:tcPr>
-            <w:tcW w:type="dxa" w:w="9524"/>
-            <w:shd w:val="clear" w:fill="F2F2F2"/>
-          </w:tcPr>
-          <w:p>
-            <w:pPr>
-              <w:pStyle w:val="LectureBullet"/>
-            </w:pPr>
-            <w:r/>
-            <w:r>
-              <w:rPr>
-                <w:sz w:val="19"/>
-              </w:rPr>
-              <w:t>【教师动作｜不发言】 指向四项：来源与输入、物性与工艺、使用与寿命、证据与边界。</w:t>
-            </w:r>
-          </w:p>
-        </w:tc>
-      </w:tr>
-    </w:tbl>
     <w:p>
       <w:pPr>
         <w:pStyle w:val="SpokenText"/>
@@ -2386,36 +1996,6 @@
         <w:t>建议时间：15分钟　｜　课堂功能：本课时唯一实操，产出五张证据骨架</w:t>
       </w:r>
     </w:p>
-    <w:tbl>
-      <w:tblPr>
-        <w:tblStyle w:val="TableGrid"/>
-        <w:tblW w:type="auto" w:w="0"/>
-        <w:tblLook w:firstColumn="1" w:firstRow="1" w:lastColumn="0" w:lastRow="0" w:noHBand="0" w:noVBand="1" w:val="04A0"/>
-      </w:tblPr>
-      <w:tblGrid>
-        <w:gridCol w:w="9524"/>
-      </w:tblGrid>
-      <w:tr>
-        <w:tc>
-          <w:tcPr>
-            <w:tcW w:type="dxa" w:w="9524"/>
-            <w:shd w:val="clear" w:fill="F2F2F2"/>
-          </w:tcPr>
-          <w:p>
-            <w:pPr>
-              <w:pStyle w:val="LectureBullet"/>
-            </w:pPr>
-            <w:r/>
-            <w:r>
-              <w:rPr>
-                <w:sz w:val="19"/>
-              </w:rPr>
-              <w:t>【教师动作｜不发言】 启动15分钟计时器并投影。每个阶段结束时报一次时间，不逐组指导，只巡视。</w:t>
-            </w:r>
-          </w:p>
-        </w:tc>
-      </w:tr>
-    </w:tbl>
     <w:p>
       <w:pPr>
         <w:pStyle w:val="SpokenText"/>
@@ -2521,36 +2101,6 @@
         <w:t>建议时间：0.5分钟　｜　课堂功能：第2课时开场分隔</w:t>
       </w:r>
     </w:p>
-    <w:tbl>
-      <w:tblPr>
-        <w:tblStyle w:val="TableGrid"/>
-        <w:tblW w:type="auto" w:w="0"/>
-        <w:tblLook w:firstColumn="1" w:firstRow="1" w:lastColumn="0" w:lastRow="0" w:noHBand="0" w:noVBand="1" w:val="04A0"/>
-      </w:tblPr>
-      <w:tblGrid>
-        <w:gridCol w:w="9524"/>
-      </w:tblGrid>
-      <w:tr>
-        <w:tc>
-          <w:tcPr>
-            <w:tcW w:type="dxa" w:w="9524"/>
-            <w:shd w:val="clear" w:fill="F2F2F2"/>
-          </w:tcPr>
-          <w:p>
-            <w:pPr>
-              <w:pStyle w:val="LectureBullet"/>
-            </w:pPr>
-            <w:r/>
-            <w:r>
-              <w:rPr>
-                <w:sz w:val="19"/>
-              </w:rPr>
-              <w:t>【教师动作｜不发言】 不展开，只宣布本节的节奏：案例9分钟、边界与Gate预告7分钟、实操18分钟、讲评8分钟、评价与收尾3分钟。</w:t>
-            </w:r>
-          </w:p>
-        </w:tc>
-      </w:tr>
-    </w:tbl>
     <w:p>
       <w:pPr>
         <w:pStyle w:val="SpokenText"/>
@@ -2613,36 +2163,6 @@
         <w:t>建议时间：2分钟　｜　课堂功能：区分“代码”与“符号”</w:t>
       </w:r>
     </w:p>
-    <w:tbl>
-      <w:tblPr>
-        <w:tblStyle w:val="TableGrid"/>
-        <w:tblW w:type="auto" w:w="0"/>
-        <w:tblLook w:firstColumn="1" w:firstRow="1" w:lastColumn="0" w:lastRow="0" w:noHBand="0" w:noVBand="1" w:val="04A0"/>
-      </w:tblPr>
-      <w:tblGrid>
-        <w:gridCol w:w="9524"/>
-      </w:tblGrid>
-      <w:tr>
-        <w:tc>
-          <w:tcPr>
-            <w:tcW w:type="dxa" w:w="9524"/>
-            <w:shd w:val="clear" w:fill="F2F2F2"/>
-          </w:tcPr>
-          <w:p>
-            <w:pPr>
-              <w:pStyle w:val="LectureBullet"/>
-            </w:pPr>
-            <w:r/>
-            <w:r>
-              <w:rPr>
-                <w:sz w:val="19"/>
-              </w:rPr>
-              <w:t>【教师动作｜不发言】 在黑板写“同一代码，不同强度”六个字。</w:t>
-            </w:r>
-          </w:p>
-        </w:tc>
-      </w:tr>
-    </w:tbl>
     <w:p>
       <w:pPr>
         <w:pStyle w:val="SpokenText"/>
@@ -2713,36 +2233,6 @@
         <w:t>建议时间：3分钟　｜　课堂功能：观察同一命题在五套中被重复验证</w:t>
       </w:r>
     </w:p>
-    <w:tbl>
-      <w:tblPr>
-        <w:tblStyle w:val="TableGrid"/>
-        <w:tblW w:type="auto" w:w="0"/>
-        <w:tblLook w:firstColumn="1" w:firstRow="1" w:lastColumn="0" w:lastRow="0" w:noHBand="0" w:noVBand="1" w:val="04A0"/>
-      </w:tblPr>
-      <w:tblGrid>
-        <w:gridCol w:w="9524"/>
-      </w:tblGrid>
-      <w:tr>
-        <w:tc>
-          <w:tcPr>
-            <w:tcW w:type="dxa" w:w="9524"/>
-            <w:shd w:val="clear" w:fill="F2F2F2"/>
-          </w:tcPr>
-          <w:p>
-            <w:pPr>
-              <w:pStyle w:val="LectureBullet"/>
-            </w:pPr>
-            <w:r/>
-            <w:r>
-              <w:rPr>
-                <w:sz w:val="19"/>
-              </w:rPr>
-              <w:t>【教师动作｜不发言】 先看五套整体，再逐套指出身体距离的变化。</w:t>
-            </w:r>
-          </w:p>
-        </w:tc>
-      </w:tr>
-    </w:tbl>
     <w:p>
       <w:pPr>
         <w:pStyle w:val="SpokenText"/>
@@ -2821,36 +2311,6 @@
         <w:t>建议时间：3分钟　｜　课堂功能：代码强度分配与产品角色</w:t>
       </w:r>
     </w:p>
-    <w:tbl>
-      <w:tblPr>
-        <w:tblStyle w:val="TableGrid"/>
-        <w:tblW w:type="auto" w:w="0"/>
-        <w:tblLook w:firstColumn="1" w:firstRow="1" w:lastColumn="0" w:lastRow="0" w:noHBand="0" w:noVBand="1" w:val="04A0"/>
-      </w:tblPr>
-      <w:tblGrid>
-        <w:gridCol w:w="9524"/>
-      </w:tblGrid>
-      <w:tr>
-        <w:tc>
-          <w:tcPr>
-            <w:tcW w:type="dxa" w:w="9524"/>
-            <w:shd w:val="clear" w:fill="F2F2F2"/>
-          </w:tcPr>
-          <w:p>
-            <w:pPr>
-              <w:pStyle w:val="LectureBullet"/>
-            </w:pPr>
-            <w:r/>
-            <w:r>
-              <w:rPr>
-                <w:sz w:val="19"/>
-              </w:rPr>
-              <w:t>【教师动作｜不发言】 指向五套的品类差异：裙装、针织、分体。</w:t>
-            </w:r>
-          </w:p>
-        </w:tc>
-      </w:tr>
-    </w:tbl>
     <w:p>
       <w:pPr>
         <w:pStyle w:val="SpokenText"/>
@@ -2929,36 +2389,6 @@
         <w:t>建议时间：4分钟　｜　课堂功能：本周教学难点——写出“不做什么”</w:t>
       </w:r>
     </w:p>
-    <w:tbl>
-      <w:tblPr>
-        <w:tblStyle w:val="TableGrid"/>
-        <w:tblW w:type="auto" w:w="0"/>
-        <w:tblLook w:firstColumn="1" w:firstRow="1" w:lastColumn="0" w:lastRow="0" w:noHBand="0" w:noVBand="1" w:val="04A0"/>
-      </w:tblPr>
-      <w:tblGrid>
-        <w:gridCol w:w="9524"/>
-      </w:tblGrid>
-      <w:tr>
-        <w:tc>
-          <w:tcPr>
-            <w:tcW w:type="dxa" w:w="9524"/>
-            <w:shd w:val="clear" w:fill="F2F2F2"/>
-          </w:tcPr>
-          <w:p>
-            <w:pPr>
-              <w:pStyle w:val="LectureBullet"/>
-            </w:pPr>
-            <w:r/>
-            <w:r>
-              <w:rPr>
-                <w:sz w:val="19"/>
-              </w:rPr>
-              <w:t>【教师动作｜不发言】 先只显示“排除”一列，请学生猜对应的“允许”是什么；再打开全表。</w:t>
-            </w:r>
-          </w:p>
-        </w:tc>
-      </w:tr>
-    </w:tbl>
     <w:p>
       <w:pPr>
         <w:pStyle w:val="SpokenText"/>
@@ -3053,36 +2483,6 @@
         <w:t>建议时间：3分钟　｜　课堂功能：Gate 1 预告，明确初稿要准备的证据</w:t>
       </w:r>
     </w:p>
-    <w:tbl>
-      <w:tblPr>
-        <w:tblStyle w:val="TableGrid"/>
-        <w:tblW w:type="auto" w:w="0"/>
-        <w:tblLook w:firstColumn="1" w:firstRow="1" w:lastColumn="0" w:lastRow="0" w:noHBand="0" w:noVBand="1" w:val="04A0"/>
-      </w:tblPr>
-      <w:tblGrid>
-        <w:gridCol w:w="9524"/>
-      </w:tblGrid>
-      <w:tr>
-        <w:tc>
-          <w:tcPr>
-            <w:tcW w:type="dxa" w:w="9524"/>
-            <w:shd w:val="clear" w:fill="F2F2F2"/>
-          </w:tcPr>
-          <w:p>
-            <w:pPr>
-              <w:pStyle w:val="LectureBullet"/>
-            </w:pPr>
-            <w:r/>
-            <w:r>
-              <w:rPr>
-                <w:sz w:val="19"/>
-              </w:rPr>
-              <w:t>【教师动作｜不发言】 指向五个问题；在第五问“如何验证”上停顿。</w:t>
-            </w:r>
-          </w:p>
-        </w:tc>
-      </w:tr>
-    </w:tbl>
     <w:p>
       <w:pPr>
         <w:pStyle w:val="SpokenText"/>
@@ -3153,36 +2553,6 @@
         <w:t>建议时间：18分钟　｜　课堂功能：本周主要产出——设计任务书初稿</w:t>
       </w:r>
     </w:p>
-    <w:tbl>
-      <w:tblPr>
-        <w:tblStyle w:val="TableGrid"/>
-        <w:tblW w:type="auto" w:w="0"/>
-        <w:tblLook w:firstColumn="1" w:firstRow="1" w:lastColumn="0" w:lastRow="0" w:noHBand="0" w:noVBand="1" w:val="04A0"/>
-      </w:tblPr>
-      <w:tblGrid>
-        <w:gridCol w:w="9524"/>
-      </w:tblGrid>
-      <w:tr>
-        <w:tc>
-          <w:tcPr>
-            <w:tcW w:type="dxa" w:w="9524"/>
-            <w:shd w:val="clear" w:fill="F2F2F2"/>
-          </w:tcPr>
-          <w:p>
-            <w:pPr>
-              <w:pStyle w:val="LectureBullet"/>
-            </w:pPr>
-            <w:r/>
-            <w:r>
-              <w:rPr>
-                <w:sz w:val="19"/>
-              </w:rPr>
-              <w:t>【教师动作｜不发言】 启动18分钟计时器并投影。四个阶段各报一次时间。</w:t>
-            </w:r>
-          </w:p>
-        </w:tc>
-      </w:tr>
-    </w:tbl>
     <w:p>
       <w:pPr>
         <w:pStyle w:val="SpokenText"/>
@@ -3277,36 +2647,6 @@
         <w:t>建议时间：8分钟　｜　课堂功能：结构化互评，产出可执行修改</w:t>
       </w:r>
     </w:p>
-    <w:tbl>
-      <w:tblPr>
-        <w:tblStyle w:val="TableGrid"/>
-        <w:tblW w:type="auto" w:w="0"/>
-        <w:tblLook w:firstColumn="1" w:firstRow="1" w:lastColumn="0" w:lastRow="0" w:noHBand="0" w:noVBand="1" w:val="04A0"/>
-      </w:tblPr>
-      <w:tblGrid>
-        <w:gridCol w:w="9524"/>
-      </w:tblGrid>
-      <w:tr>
-        <w:tc>
-          <w:tcPr>
-            <w:tcW w:type="dxa" w:w="9524"/>
-            <w:shd w:val="clear" w:fill="F2F2F2"/>
-          </w:tcPr>
-          <w:p>
-            <w:pPr>
-              <w:pStyle w:val="LectureBullet"/>
-            </w:pPr>
-            <w:r/>
-            <w:r>
-              <w:rPr>
-                <w:sz w:val="19"/>
-              </w:rPr>
-              <w:t>【教师动作｜不发言】 分组后启动计时器，每两分钟提醒换人。教师不参与讲评，只维持节奏。</w:t>
-            </w:r>
-          </w:p>
-        </w:tc>
-      </w:tr>
-    </w:tbl>
     <w:p>
       <w:pPr>
         <w:pStyle w:val="SpokenText"/>
@@ -3385,36 +2725,6 @@
         <w:t>建议时间：1.5分钟　｜　课堂功能：本周判定标准与期末映射</w:t>
       </w:r>
     </w:p>
-    <w:tbl>
-      <w:tblPr>
-        <w:tblStyle w:val="TableGrid"/>
-        <w:tblW w:type="auto" w:w="0"/>
-        <w:tblLook w:firstColumn="1" w:firstRow="1" w:lastColumn="0" w:lastRow="0" w:noHBand="0" w:noVBand="1" w:val="04A0"/>
-      </w:tblPr>
-      <w:tblGrid>
-        <w:gridCol w:w="9524"/>
-      </w:tblGrid>
-      <w:tr>
-        <w:tc>
-          <w:tcPr>
-            <w:tcW w:type="dxa" w:w="9524"/>
-            <w:shd w:val="clear" w:fill="F2F2F2"/>
-          </w:tcPr>
-          <w:p>
-            <w:pPr>
-              <w:pStyle w:val="LectureBullet"/>
-            </w:pPr>
-            <w:r/>
-            <w:r>
-              <w:rPr>
-                <w:sz w:val="19"/>
-              </w:rPr>
-              <w:t>【教师动作｜不发言】 指向四项判定；说明本周不评的三项。</w:t>
-            </w:r>
-          </w:p>
-        </w:tc>
-      </w:tr>
-    </w:tbl>
     <w:p>
       <w:pPr>
         <w:pStyle w:val="SpokenText"/>
@@ -3493,36 +2803,6 @@
         <w:t>建议时间：1分钟　｜　课堂功能：下周材料与本周提交规格</w:t>
       </w:r>
     </w:p>
-    <w:tbl>
-      <w:tblPr>
-        <w:tblStyle w:val="TableGrid"/>
-        <w:tblW w:type="auto" w:w="0"/>
-        <w:tblLook w:firstColumn="1" w:firstRow="1" w:lastColumn="0" w:lastRow="0" w:noHBand="0" w:noVBand="1" w:val="04A0"/>
-      </w:tblPr>
-      <w:tblGrid>
-        <w:gridCol w:w="9524"/>
-      </w:tblGrid>
-      <w:tr>
-        <w:tc>
-          <w:tcPr>
-            <w:tcW w:type="dxa" w:w="9524"/>
-            <w:shd w:val="clear" w:fill="F2F2F2"/>
-          </w:tcPr>
-          <w:p>
-            <w:pPr>
-              <w:pStyle w:val="LectureBullet"/>
-            </w:pPr>
-            <w:r/>
-            <w:r>
-              <w:rPr>
-                <w:sz w:val="19"/>
-              </w:rPr>
-              <w:t>【教师动作｜不发言】 逐项指向四样材料；最后停在提交规格上，念出文件名格式。</w:t>
-            </w:r>
-          </w:p>
-        </w:tc>
-      </w:tr>
-    </w:tbl>
     <w:p>
       <w:pPr>
         <w:pStyle w:val="SpokenText"/>
@@ -3593,36 +2873,6 @@
         <w:t>建议时间：1分钟　｜　课堂功能：本周收束与第05周交棒</w:t>
       </w:r>
     </w:p>
-    <w:tbl>
-      <w:tblPr>
-        <w:tblStyle w:val="TableGrid"/>
-        <w:tblW w:type="auto" w:w="0"/>
-        <w:tblLook w:firstColumn="1" w:firstRow="1" w:lastColumn="0" w:lastRow="0" w:noHBand="0" w:noVBand="1" w:val="04A0"/>
-      </w:tblPr>
-      <w:tblGrid>
-        <w:gridCol w:w="9524"/>
-      </w:tblGrid>
-      <w:tr>
-        <w:tc>
-          <w:tcPr>
-            <w:tcW w:type="dxa" w:w="9524"/>
-            <w:shd w:val="clear" w:fill="F2F2F2"/>
-          </w:tcPr>
-          <w:p>
-            <w:pPr>
-              <w:pStyle w:val="LectureBullet"/>
-            </w:pPr>
-            <w:r/>
-            <w:r>
-              <w:rPr>
-                <w:sz w:val="19"/>
-              </w:rPr>
-              <w:t>【教师动作｜不发言】 投影句式，等待全班写完再下课；收取或拍照留存。</w:t>
-            </w:r>
-          </w:p>
-        </w:tc>
-      </w:tr>
-    </w:tbl>
     <w:p>
       <w:pPr>
         <w:pStyle w:val="SpokenText"/>

--- a/docs/jiangao/《女装设计III》第04周_中国大陆课堂完整讲稿_中文.docx
+++ b/docs/jiangao/《女装设计III》第04周_中国大陆课堂完整讲稿_中文.docx
@@ -1369,7 +1369,7 @@
         <w:pStyle w:val="SpokenText"/>
       </w:pPr>
       <w:r>
-        <w:t>检查概念句有三个标准：能画、能做、能排除。能画是指它可以转成轮廓或结构图；能做是指可以用样布或白坯验证；能排除是指你知道哪些选择不属于这个系列。第三条最难，也最重要。</w:t>
+        <w:t>检查概念句有三个标准：能画、能做、能排除。能画是指它可以转成轮廓或结构图；能做是指可以用样布或款式图验证；能排除是指你知道哪些选择不属于这个系列。第三条最难，也最重要。</w:t>
       </w:r>
     </w:p>
     <w:tbl>
@@ -1439,7 +1439,7 @@
         <w:pStyle w:val="SpokenText"/>
       </w:pPr>
       <w:r>
-        <w:t>第八项“验”经常被忽略。它要写清楚下周用什么方法检查这条规则成立——是元素图、样布，还是白坯。没有验证方式的任务书，只是一份愿望清单。</w:t>
+        <w:t>第八项“验”经常被忽略。它要写清楚下周用什么方法检查这条规则成立——是元素图、样布，还是款式图。没有验证方式的任务书，只是一份愿望清单。</w:t>
       </w:r>
     </w:p>
     <w:tbl>
@@ -2410,7 +2410,7 @@
         <w:pStyle w:val="SpokenText"/>
       </w:pPr>
       <w:r>
-        <w:t>身体边界：允许使用既定基准人台，优先检查抬臂、跨步和坐姿；排除的是——没有试穿证据时，不宣称适配所有体型；验证是关键部位标注活动量并完成一次白坯试穿。</w:t>
+        <w:t>身体边界：允许使用既定基准人台，优先检查抬臂、跨步和坐姿；排除的是——没有试穿证据时，不宣称适配所有体型；验证是关键部位标注活动量并完成一次款式图试穿。</w:t>
       </w:r>
     </w:p>
     <w:p>
@@ -2426,7 +2426,7 @@
         <w:pStyle w:val="SpokenText"/>
       </w:pPr>
       <w:r>
-        <w:t>制作边界：使用现有设备和技能，先完成局部实验和一比二白坯；排除超出时间、设备、技能或成本上限的工艺承诺；验证是列出工序、失败风险、所需时间和检查节点。</w:t>
+        <w:t>制作边界：使用现有设备和技能，先完成局部实验和一比二款式图；排除超出时间、设备、技能或成本上限的工艺承诺；验证是列出工序、失败风险、所需时间和检查节点。</w:t>
       </w:r>
     </w:p>
     <w:p>
@@ -2496,7 +2496,7 @@
         <w:pStyle w:val="SpokenText"/>
       </w:pPr>
       <w:r>
-        <w:t>第一，证据是什么：人物、场景和时事资料是否可靠，并能追溯来源。第二，问题是什么：需要由服装而不是口号解决的核心矛盾。第三，规则是什么：哪些轮廓、材料或结构关系将在五套中重复出现。第四，边界是什么：本阶段允许、排除什么，理由和资源限制。第五，如何验证：下周用元素图、样布或白坯中的哪一种检查成立。</w:t>
+        <w:t>第一，证据是什么：人物、场景和时事资料是否可靠，并能追溯来源。第二，问题是什么：需要由服装而不是口号解决的核心矛盾。第三，规则是什么：哪些轮廓、材料或结构关系将在五套中重复出现。第四，边界是什么：本阶段允许、排除什么，理由和资源限制。第五，如何验证：下周用元素图、样布或款式图中的哪一种检查成立。</w:t>
       </w:r>
     </w:p>
     <w:p>
@@ -2668,7 +2668,7 @@
         <w:pStyle w:val="SpokenText"/>
       </w:pPr>
       <w:r>
-        <w:t>四类问题分别是：保留——哪条证据或规则最清楚，必须继续强化；删除——哪张图或哪句话即使删除也不改变设计决定；补证——哪条判断没有来源、身体观察或材料证据；验证——下周应先用元素图、样布还是白坯证明规则。</w:t>
+        <w:t>四类问题分别是：保留——哪条证据或规则最清楚，必须继续强化；删除——哪张图或哪句话即使删除也不改变设计决定；补证——哪条判断没有来源、身体观察或材料证据；验证——下周应先用元素图、样布还是款式图证明规则。</w:t>
       </w:r>
     </w:p>
     <w:p>
@@ -2960,7 +2960,7 @@
         <w:pStyle w:val="LectureBullet"/>
       </w:pPr>
       <w:r>
-        <w:t>• 院校与秀场图只支持形式观察，不能替代真实穿着者访谈、量体和坯样试穿。</w:t>
+        <w:t>• 院校与秀场图只支持形式观察，不能替代真实穿着者访谈、量体和实穿观察。</w:t>
       </w:r>
     </w:p>
     <w:p>
